--- a/docs/dormitory/dormitory_rules_v1.2.docx
+++ b/docs/dormitory/dormitory_rules_v1.2.docx
@@ -10,10 +10,8 @@
       <w:r>
         <w:rPr>
           <w:rFonts w:ascii="MS Gothic" w:cs="MS Gothic" w:eastAsia="MS Gothic" w:hAnsi="MS Gothic"/>
-          <w:b/>
-          <w:bCs/>
-          <w:sz w:val="28"/>
-          <w:szCs w:val="28"/>
+          <w:sz w:val="18"/>
+          <w:szCs w:val="18"/>
         </w:rPr>
         <w:t xml:space="preserve">株式会社下呂観光ホテル</w:t>
       </w:r>
@@ -4713,7 +4711,7 @@
               <w:bottom w:val="single" w:color="AAAAAA" w:sz="1"/>
               <w:right w:val="single" w:color="AAAAAA" w:sz="1"/>
             </w:tcBorders>
-            <w:shd w:fill="F5F5F5" w:val="clear"/>
+            <w:shd w:fill="FFFFFF" w:val="clear"/>
             <w:tcMar>
               <w:top w:type="dxa" w:w="80"/>
               <w:left w:type="dxa" w:w="120"/>
@@ -4731,7 +4729,7 @@
                 <w:sz w:val="20"/>
                 <w:szCs w:val="20"/>
               </w:rPr>
-              <w:t xml:space="preserve">会社負担</w:t>
+              <w:t xml:space="preserve">入寮者負担（実費）</w:t>
             </w:r>
           </w:p>
         </w:tc>
@@ -4744,7 +4742,7 @@
               <w:bottom w:val="single" w:color="AAAAAA" w:sz="1"/>
               <w:right w:val="single" w:color="AAAAAA" w:sz="1"/>
             </w:tcBorders>
-            <w:shd w:fill="F5F5F5" w:val="clear"/>
+            <w:shd w:fill="FFFFFF" w:val="clear"/>
             <w:tcMar>
               <w:top w:type="dxa" w:w="80"/>
               <w:left w:type="dxa" w:w="120"/>
@@ -4762,7 +4760,7 @@
                 <w:sz w:val="20"/>
                 <w:szCs w:val="20"/>
               </w:rPr>
-              <w:t xml:space="preserve">個別計量困難のため</w:t>
+              <w:t xml:space="preserve">各室メーター検針による</w:t>
             </w:r>
           </w:p>
         </w:tc>
@@ -5587,22 +5585,49 @@
     </w:p>
     <w:p>
       <w:pPr>
-        <w:spacing w:after="80" w:before="240"/>
-        <w:jc w:val="center"/>
-      </w:pPr>
-      <w:r>
-        <w:rPr>
-          <w:rFonts w:ascii="MS Gothic" w:cs="MS Gothic" w:eastAsia="MS Gothic" w:hAnsi="MS Gothic"/>
-          <w:color w:val="555555"/>
-          <w:sz w:val="20"/>
-          <w:szCs w:val="20"/>
+        <w:spacing w:after="40" w:before="0"/>
+        <w:jc w:val="right"/>
+      </w:pPr>
+      <w:r>
+        <w:rPr>
+          <w:rFonts w:ascii="MS Gothic" w:cs="MS Gothic" w:eastAsia="MS Gothic" w:hAnsi="MS Gothic"/>
+          <w:sz w:val="18"/>
+          <w:szCs w:val="18"/>
         </w:rPr>
         <w:t xml:space="preserve">別　紙　２</w:t>
       </w:r>
     </w:p>
     <w:p>
       <w:pPr>
-        <w:spacing w:after="60" w:before="80"/>
+        <w:spacing w:after="40" w:before="0"/>
+        <w:jc w:val="left"/>
+      </w:pPr>
+      <w:r>
+        <w:rPr>
+          <w:rFonts w:ascii="MS Gothic" w:cs="MS Gothic" w:eastAsia="MS Gothic" w:hAnsi="MS Gothic"/>
+          <w:sz w:val="18"/>
+          <w:szCs w:val="18"/>
+        </w:rPr>
+        <w:t xml:space="preserve">株式会社下呂観光ホテル</w:t>
+      </w:r>
+    </w:p>
+    <w:p>
+      <w:pPr>
+        <w:spacing w:after="40" w:before="0"/>
+        <w:jc w:val="left"/>
+      </w:pPr>
+      <w:r>
+        <w:rPr>
+          <w:rFonts w:ascii="MS Gothic" w:cs="MS Gothic" w:eastAsia="MS Gothic" w:hAnsi="MS Gothic"/>
+          <w:sz w:val="18"/>
+          <w:szCs w:val="18"/>
+        </w:rPr>
+        <w:t xml:space="preserve">代表取締役　殿</w:t>
+      </w:r>
+    </w:p>
+    <w:p>
+      <w:pPr>
+        <w:spacing w:after="240" w:before="120"/>
         <w:jc w:val="center"/>
       </w:pPr>
       <w:r>
@@ -5610,212 +5635,150 @@
           <w:rFonts w:ascii="MS Gothic" w:cs="MS Gothic" w:eastAsia="MS Gothic" w:hAnsi="MS Gothic"/>
           <w:b/>
           <w:bCs/>
-          <w:sz w:val="36"/>
-          <w:szCs w:val="36"/>
+          <w:sz w:val="32"/>
+          <w:szCs w:val="32"/>
         </w:rPr>
         <w:t xml:space="preserve">入　寮　誓　約　書</w:t>
       </w:r>
     </w:p>
     <w:p>
       <w:pPr>
-        <w:spacing w:after="480" w:before="0"/>
-        <w:jc w:val="center"/>
-      </w:pPr>
-      <w:r>
-        <w:rPr>
-          <w:rFonts w:ascii="MS Gothic" w:cs="MS Gothic" w:eastAsia="MS Gothic" w:hAnsi="MS Gothic"/>
-          <w:color w:val="555555"/>
-          <w:sz w:val="20"/>
-          <w:szCs w:val="20"/>
-        </w:rPr>
-        <w:t xml:space="preserve">（連帯責任者署名用）</w:t>
-      </w:r>
-    </w:p>
-    <w:p>
-      <w:pPr>
-        <w:spacing w:after="240" w:before="0"/>
-        <w:jc w:val="left"/>
-      </w:pPr>
-      <w:r>
-        <w:rPr>
-          <w:rFonts w:ascii="MS Gothic" w:cs="MS Gothic" w:eastAsia="MS Gothic" w:hAnsi="MS Gothic"/>
-          <w:sz w:val="22"/>
-          <w:szCs w:val="22"/>
-        </w:rPr>
-        <w:t xml:space="preserve">株式会社下呂観光ホテル　代表取締役　殿</w:t>
-      </w:r>
-    </w:p>
-    <w:p>
-      <w:pPr>
-        <w:spacing w:after="120" w:before="0"/>
-      </w:pPr>
-      <w:r>
-        <w:rPr>
-          <w:rFonts w:ascii="MS Gothic" w:cs="MS Gothic" w:eastAsia="MS Gothic" w:hAnsi="MS Gothic"/>
-          <w:sz w:val="22"/>
-          <w:szCs w:val="22"/>
-        </w:rPr>
-        <w:t xml:space="preserve">　私（入寮者）および下記の連帯責任者は、従業員寮への入寮にあたり、「従業員寮入寮規定」（以下「規定」）および「寮生活のしおり」（別紙）の全内容を読み、十分に理解したうえで、以下のとおり誓約します。</w:t>
-      </w:r>
-    </w:p>
-    <w:p>
-      <w:pPr>
-        <w:spacing w:after="50" w:before="50"/>
-      </w:pPr>
-      <w:r>
-        <w:t xml:space="preserve"/>
-      </w:r>
-    </w:p>
-    <w:p>
-      <w:pPr>
-        <w:spacing w:after="60" w:before="60"/>
-        <w:ind w:left="360" w:hanging="360"/>
-      </w:pPr>
-      <w:r>
-        <w:rPr>
-          <w:rFonts w:ascii="MS Gothic" w:cs="MS Gothic" w:eastAsia="MS Gothic" w:hAnsi="MS Gothic"/>
-          <w:sz w:val="22"/>
-          <w:szCs w:val="22"/>
-        </w:rPr>
-        <w:t xml:space="preserve">1．規定および寮生活のしおりに定める全ての条項を誠実に遵守します。</w:t>
-      </w:r>
-    </w:p>
-    <w:p>
-      <w:pPr>
-        <w:spacing w:after="60" w:before="60"/>
-        <w:ind w:left="360" w:hanging="360"/>
-      </w:pPr>
-      <w:r>
-        <w:rPr>
-          <w:rFonts w:ascii="MS Gothic" w:cs="MS Gothic" w:eastAsia="MS Gothic" w:hAnsi="MS Gothic"/>
-          <w:sz w:val="22"/>
-          <w:szCs w:val="22"/>
-        </w:rPr>
-        <w:t xml:space="preserve">2．規定第７条に基づき、同居者の追加・変更が生じた場合は、事前に所定の手続きを経て会社の承認を得ます。</w:t>
-      </w:r>
-    </w:p>
-    <w:p>
-      <w:pPr>
-        <w:spacing w:after="60" w:before="60"/>
-        <w:ind w:left="360" w:hanging="360"/>
-      </w:pPr>
-      <w:r>
-        <w:rPr>
-          <w:rFonts w:ascii="MS Gothic" w:cs="MS Gothic" w:eastAsia="MS Gothic" w:hAnsi="MS Gothic"/>
-          <w:sz w:val="22"/>
-          <w:szCs w:val="22"/>
-        </w:rPr>
-        <w:t xml:space="preserve">3．入寮者および成人の同居者は、規定に定める義務・損害賠償・退寮手続き等について、連帯して責任を負います。</w:t>
-      </w:r>
-    </w:p>
-    <w:p>
-      <w:pPr>
-        <w:spacing w:after="60" w:before="60"/>
-        <w:ind w:left="360" w:hanging="360"/>
-      </w:pPr>
-      <w:r>
-        <w:rPr>
-          <w:rFonts w:ascii="MS Gothic" w:cs="MS Gothic" w:eastAsia="MS Gothic" w:hAnsi="MS Gothic"/>
-          <w:sz w:val="22"/>
-          <w:szCs w:val="22"/>
-        </w:rPr>
-        <w:t xml:space="preserve">4．未成年の同居者については、親権者たる入寮者が代理して全責任を負います。</w:t>
-      </w:r>
-    </w:p>
-    <w:p>
-      <w:pPr>
-        <w:spacing w:after="60" w:before="60"/>
-        <w:ind w:left="360" w:hanging="360"/>
-      </w:pPr>
-      <w:r>
-        <w:rPr>
-          <w:rFonts w:ascii="MS Gothic" w:cs="MS Gothic" w:eastAsia="MS Gothic" w:hAnsi="MS Gothic"/>
-          <w:sz w:val="22"/>
-          <w:szCs w:val="22"/>
+        <w:spacing w:after="80" w:before="0"/>
+      </w:pPr>
+      <w:r>
+        <w:rPr>
+          <w:rFonts w:ascii="MS Gothic" w:cs="MS Gothic" w:eastAsia="MS Gothic" w:hAnsi="MS Gothic"/>
+          <w:sz w:val="18"/>
+          <w:szCs w:val="18"/>
+        </w:rPr>
+        <w:t xml:space="preserve">　私（入寮者）および連帯責任者は、従業員寮への入寮にあたり、入寮規定および寮生活のしおりの全内容を読み理解したうえで、以下のとおり誓約します。</w:t>
+      </w:r>
+    </w:p>
+    <w:p>
+      <w:pPr>
+        <w:spacing w:after="40" w:before="0"/>
+      </w:pPr>
+      <w:r>
+        <w:rPr>
+          <w:rFonts w:ascii="MS Gothic" w:cs="MS Gothic" w:eastAsia="MS Gothic" w:hAnsi="MS Gothic"/>
+          <w:sz w:val="18"/>
+          <w:szCs w:val="18"/>
+        </w:rPr>
+        <w:t xml:space="preserve">1．規定および寮生活のしおりの全条項を誠実に遵守します。</w:t>
+      </w:r>
+    </w:p>
+    <w:p>
+      <w:pPr>
+        <w:spacing w:after="40" w:before="0"/>
+      </w:pPr>
+      <w:r>
+        <w:rPr>
+          <w:rFonts w:ascii="MS Gothic" w:cs="MS Gothic" w:eastAsia="MS Gothic" w:hAnsi="MS Gothic"/>
+          <w:sz w:val="18"/>
+          <w:szCs w:val="18"/>
+        </w:rPr>
+        <w:t xml:space="preserve">2．同居者の変更が生じた場合は、事前に所定の手続きを経て会社の承認を得ます。</w:t>
+      </w:r>
+    </w:p>
+    <w:p>
+      <w:pPr>
+        <w:spacing w:after="40" w:before="0"/>
+      </w:pPr>
+      <w:r>
+        <w:rPr>
+          <w:rFonts w:ascii="MS Gothic" w:cs="MS Gothic" w:eastAsia="MS Gothic" w:hAnsi="MS Gothic"/>
+          <w:sz w:val="18"/>
+          <w:szCs w:val="18"/>
+        </w:rPr>
+        <w:t xml:space="preserve">3．入寮者および成人同居者は、義務・損害賠償・退寮手続き等について連帯して責任を負います。</w:t>
+      </w:r>
+    </w:p>
+    <w:p>
+      <w:pPr>
+        <w:spacing w:after="40" w:before="0"/>
+      </w:pPr>
+      <w:r>
+        <w:rPr>
+          <w:rFonts w:ascii="MS Gothic" w:cs="MS Gothic" w:eastAsia="MS Gothic" w:hAnsi="MS Gothic"/>
+          <w:sz w:val="18"/>
+          <w:szCs w:val="18"/>
+        </w:rPr>
+        <w:t xml:space="preserve">4．未成年同居者については、親権者たる入寮者が代理して全責任を負います。</w:t>
+      </w:r>
+    </w:p>
+    <w:p>
+      <w:pPr>
+        <w:spacing w:after="40" w:before="0"/>
+      </w:pPr>
+      <w:r>
+        <w:rPr>
+          <w:rFonts w:ascii="MS Gothic" w:cs="MS Gothic" w:eastAsia="MS Gothic" w:hAnsi="MS Gothic"/>
+          <w:sz w:val="18"/>
+          <w:szCs w:val="18"/>
         </w:rPr>
         <w:t xml:space="preserve">5．退寮命令を受けた場合は、規定第１６条に従い速やかに居室を明け渡します。</w:t>
       </w:r>
     </w:p>
     <w:p>
       <w:pPr>
-        <w:spacing w:after="60" w:before="60"/>
-        <w:ind w:left="360" w:hanging="360"/>
-      </w:pPr>
-      <w:r>
-        <w:rPr>
-          <w:rFonts w:ascii="MS Gothic" w:cs="MS Gothic" w:eastAsia="MS Gothic" w:hAnsi="MS Gothic"/>
-          <w:sz w:val="22"/>
-          <w:szCs w:val="22"/>
+        <w:spacing w:after="100" w:before="0"/>
+      </w:pPr>
+      <w:r>
+        <w:rPr>
+          <w:rFonts w:ascii="MS Gothic" w:cs="MS Gothic" w:eastAsia="MS Gothic" w:hAnsi="MS Gothic"/>
+          <w:sz w:val="18"/>
+          <w:szCs w:val="18"/>
         </w:rPr>
         <w:t xml:space="preserve">6．違反による損害は、連帯責任者全員で賠償します。</w:t>
-      </w:r>
-    </w:p>
-    <w:p>
-      <w:pPr>
-        <w:spacing w:after="50" w:before="50"/>
-      </w:pPr>
-      <w:r>
-        <w:t xml:space="preserve"/>
-      </w:r>
-    </w:p>
-    <w:p>
-      <w:pPr>
-        <w:spacing w:after="50" w:before="50"/>
-      </w:pPr>
-      <w:r>
-        <w:t xml:space="preserve"/>
-      </w:r>
-    </w:p>
-    <w:p>
-      <w:pPr>
-        <w:spacing w:after="120" w:before="0"/>
-      </w:pPr>
-      <w:r>
-        <w:rPr>
-          <w:rFonts w:ascii="MS Gothic" w:cs="MS Gothic" w:eastAsia="MS Gothic" w:hAnsi="MS Gothic"/>
-          <w:b/>
-          <w:bCs/>
-          <w:sz w:val="22"/>
-          <w:szCs w:val="22"/>
-        </w:rPr>
-        <w:t xml:space="preserve">【添付書類】　該当するものに☑を入れ、書類を添付してください。</w:t>
       </w:r>
     </w:p>
     <w:tbl>
       <w:tblPr>
-        <w:tblW w:type="dxa" w:w="9026"/>
+        <w:tblW w:w="9026" w:type="dxa"/>
         <w:tblBorders>
-          <w:top w:val="single" w:color="auto" w:sz="4"/>
-          <w:left w:val="single" w:color="auto" w:sz="4"/>
-          <w:bottom w:val="single" w:color="auto" w:sz="4"/>
-          <w:right w:val="single" w:color="auto" w:sz="4"/>
-          <w:insideH w:val="single" w:color="auto" w:sz="4"/>
-          <w:insideV w:val="single" w:color="auto" w:sz="4"/>
+          <w:top w:val="single" w:color="000000" w:sz="4"/>
+          <w:left w:val="single" w:color="000000" w:sz="4"/>
+          <w:bottom w:val="single" w:color="000000" w:sz="4"/>
+          <w:right w:val="single" w:color="000000" w:sz="4"/>
+          <w:insideH w:val="single" w:color="000000" w:sz="4"/>
+          <w:insideV w:val="single" w:color="000000" w:sz="4"/>
         </w:tblBorders>
+        <w:tblCellMar>
+          <w:top w:w="60" w:type="dxa"/>
+          <w:left w:w="100" w:type="dxa"/>
+          <w:bottom w:w="60" w:type="dxa"/>
+          <w:right w:w="100" w:type="dxa"/>
+        </w:tblCellMar>
       </w:tblPr>
       <w:tblGrid>
-        <w:gridCol w:w="600"/>
-        <w:gridCol w:w="5000"/>
-        <w:gridCol w:w="600"/>
-        <w:gridCol w:w="2826"/>
+        <w:gridCol w:w="1600"/>
+        <w:gridCol w:w="3000"/>
+        <w:gridCol w:w="1400"/>
+        <w:gridCol w:w="3026"/>
       </w:tblGrid>
       <w:tr>
         <w:tc>
           <w:tcPr>
-            <w:tcW w:type="dxa" w:w="600"/>
-            <w:tcBorders>
-              <w:top w:val="single" w:color="AAAAAA" w:sz="1"/>
-              <w:left w:val="single" w:color="AAAAAA" w:sz="1"/>
-              <w:bottom w:val="single" w:color="AAAAAA" w:sz="1"/>
-              <w:right w:val="single" w:color="AAAAAA" w:sz="1"/>
-            </w:tcBorders>
-            <w:shd w:fill="F5F5F5" w:val="clear"/>
-            <w:tcMar>
-              <w:top w:type="dxa" w:w="80"/>
-              <w:left w:type="dxa" w:w="120"/>
-              <w:bottom w:type="dxa" w:w="80"/>
-              <w:right w:type="dxa" w:w="120"/>
-            </w:tcMar>
+            <w:tcW w:w="2000" w:type="dxa"/>
+            <w:shd w:fill="DCDCDC" w:val="clear"/>
+            <w:vAlign w:val="center"/>
+          </w:tcPr>
+          <w:p>
+            <w:r>
+              <w:rPr>
+                <w:rFonts w:ascii="MS Gothic" w:cs="MS Gothic" w:eastAsia="MS Gothic" w:hAnsi="MS Gothic"/>
+                <w:b/>
+                <w:sz w:val="18"/>
+                <w:szCs w:val="18"/>
+              </w:rPr>
+              <w:t>施　設　名</w:t>
+            </w:r>
+          </w:p>
+        </w:tc>
+        <w:tc>
+          <w:tcPr>
+            <w:tcW w:w="3000" w:type="dxa"/>
+            <w:vAlign w:val="center"/>
           </w:tcPr>
           <w:p>
             <w:pPr>
@@ -5824,60 +5787,35 @@
             <w:r>
               <w:rPr>
                 <w:rFonts w:ascii="MS Gothic" w:cs="MS Gothic" w:eastAsia="MS Gothic" w:hAnsi="MS Gothic"/>
-                <w:sz w:val="20"/>
-                <w:szCs w:val="20"/>
-              </w:rPr>
-              <w:t xml:space="preserve">□</w:t>
-            </w:r>
-          </w:p>
-        </w:tc>
-        <w:tc>
-          <w:tcPr>
-            <w:tcW w:type="dxa" w:w="5000"/>
-            <w:tcBorders>
-              <w:top w:val="single" w:color="AAAAAA" w:sz="1"/>
-              <w:left w:val="single" w:color="AAAAAA" w:sz="1"/>
-              <w:bottom w:val="single" w:color="AAAAAA" w:sz="1"/>
-              <w:right w:val="single" w:color="AAAAAA" w:sz="1"/>
-            </w:tcBorders>
-            <w:shd w:fill="F5F5F5" w:val="clear"/>
-            <w:tcMar>
-              <w:top w:type="dxa" w:w="80"/>
-              <w:left w:type="dxa" w:w="120"/>
-              <w:bottom w:type="dxa" w:w="80"/>
-              <w:right w:type="dxa" w:w="120"/>
-            </w:tcMar>
-          </w:tcPr>
-          <w:p>
-            <w:pPr>
-              <w:jc w:val="left"/>
-            </w:pPr>
-            <w:r>
-              <w:rPr>
-                <w:rFonts w:ascii="MS Gothic" w:cs="MS Gothic" w:eastAsia="MS Gothic" w:hAnsi="MS Gothic"/>
-                <w:sz w:val="20"/>
-                <w:szCs w:val="20"/>
-              </w:rPr>
-              <w:t xml:space="preserve">住民票（入寮者・同居者の世帯が同一のもの・発行３ヶ月以内）</w:t>
-            </w:r>
-          </w:p>
-        </w:tc>
-        <w:tc>
-          <w:tcPr>
-            <w:tcW w:type="dxa" w:w="600"/>
-            <w:tcBorders>
-              <w:top w:val="single" w:color="AAAAAA" w:sz="1"/>
-              <w:left w:val="single" w:color="AAAAAA" w:sz="1"/>
-              <w:bottom w:val="single" w:color="AAAAAA" w:sz="1"/>
-              <w:right w:val="single" w:color="AAAAAA" w:sz="1"/>
-            </w:tcBorders>
-            <w:shd w:fill="F5F5F5" w:val="clear"/>
-            <w:tcMar>
-              <w:top w:type="dxa" w:w="80"/>
-              <w:left w:type="dxa" w:w="120"/>
-              <w:bottom w:type="dxa" w:w="80"/>
-              <w:right w:type="dxa" w:w="120"/>
-            </w:tcMar>
+                <w:sz w:val="18"/>
+                <w:szCs w:val="18"/>
+              </w:rPr>
+              <w:t xml:space="preserve">第　寮・館内居室（　　　）</w:t>
+            </w:r>
+          </w:p>
+        </w:tc>
+        <w:tc>
+          <w:tcPr>
+            <w:tcW w:w="2000" w:type="dxa"/>
+            <w:shd w:fill="DCDCDC" w:val="clear"/>
+            <w:vAlign w:val="center"/>
+          </w:tcPr>
+          <w:p>
+            <w:r>
+              <w:rPr>
+                <w:rFonts w:ascii="MS Gothic" w:cs="MS Gothic" w:eastAsia="MS Gothic" w:hAnsi="MS Gothic"/>
+                <w:b/>
+                <w:sz w:val="18"/>
+                <w:szCs w:val="18"/>
+              </w:rPr>
+              <w:t>居室番号</w:t>
+            </w:r>
+          </w:p>
+        </w:tc>
+        <w:tc>
+          <w:tcPr>
+            <w:tcW w:w="3026" w:type="dxa"/>
+            <w:vAlign w:val="center"/>
           </w:tcPr>
           <w:p>
             <w:pPr>
@@ -5886,41 +5824,10 @@
             <w:r>
               <w:rPr>
                 <w:rFonts w:ascii="MS Gothic" w:cs="MS Gothic" w:eastAsia="MS Gothic" w:hAnsi="MS Gothic"/>
-                <w:sz w:val="20"/>
-                <w:szCs w:val="20"/>
-              </w:rPr>
-              <w:t xml:space="preserve">□</w:t>
-            </w:r>
-          </w:p>
-        </w:tc>
-        <w:tc>
-          <w:tcPr>
-            <w:tcW w:type="dxa" w:w="2826"/>
-            <w:tcBorders>
-              <w:top w:val="single" w:color="AAAAAA" w:sz="1"/>
-              <w:left w:val="single" w:color="AAAAAA" w:sz="1"/>
-              <w:bottom w:val="single" w:color="AAAAAA" w:sz="1"/>
-              <w:right w:val="single" w:color="AAAAAA" w:sz="1"/>
-            </w:tcBorders>
-            <w:shd w:fill="F5F5F5" w:val="clear"/>
-            <w:tcMar>
-              <w:top w:type="dxa" w:w="80"/>
-              <w:left w:type="dxa" w:w="120"/>
-              <w:bottom w:type="dxa" w:w="80"/>
-              <w:right w:type="dxa" w:w="120"/>
-            </w:tcMar>
-          </w:tcPr>
-          <w:p>
-            <w:pPr>
-              <w:jc w:val="left"/>
-            </w:pPr>
-            <w:r>
-              <w:rPr>
-                <w:rFonts w:ascii="MS Gothic" w:cs="MS Gothic" w:eastAsia="MS Gothic" w:hAnsi="MS Gothic"/>
-                <w:sz w:val="20"/>
-                <w:szCs w:val="20"/>
-              </w:rPr>
-              <w:t xml:space="preserve">同居なしのため不要</w:t>
+                <w:sz w:val="18"/>
+                <w:szCs w:val="18"/>
+              </w:rPr>
+              <w:t xml:space="preserve">　　　号室</w:t>
             </w:r>
           </w:p>
         </w:tc>
@@ -5928,20 +5835,27 @@
       <w:tr>
         <w:tc>
           <w:tcPr>
-            <w:tcW w:type="dxa" w:w="600"/>
-            <w:tcBorders>
-              <w:top w:val="single" w:color="AAAAAA" w:sz="1"/>
-              <w:left w:val="single" w:color="AAAAAA" w:sz="1"/>
-              <w:bottom w:val="single" w:color="AAAAAA" w:sz="1"/>
-              <w:right w:val="single" w:color="AAAAAA" w:sz="1"/>
-            </w:tcBorders>
-            <w:shd w:fill="FFFFFF" w:val="clear"/>
-            <w:tcMar>
-              <w:top w:type="dxa" w:w="80"/>
-              <w:left w:type="dxa" w:w="120"/>
-              <w:bottom w:type="dxa" w:w="80"/>
-              <w:right w:type="dxa" w:w="120"/>
-            </w:tcMar>
+            <w:tcW w:w="2000" w:type="dxa"/>
+            <w:shd w:fill="DCDCDC" w:val="clear"/>
+            <w:vAlign w:val="center"/>
+          </w:tcPr>
+          <w:p>
+            <w:r>
+              <w:rPr>
+                <w:rFonts w:ascii="MS Gothic" w:cs="MS Gothic" w:eastAsia="MS Gothic" w:hAnsi="MS Gothic"/>
+                <w:b/>
+                <w:sz w:val="18"/>
+                <w:szCs w:val="18"/>
+              </w:rPr>
+              <w:t>入　居　日</w:t>
+            </w:r>
+          </w:p>
+        </w:tc>
+        <w:tc>
+          <w:tcPr>
+            <w:tcW w:w="7426" w:type="dxa"/>
+            <w:gridSpan w:val="3"/>
+            <w:vAlign w:val="center"/>
           </w:tcPr>
           <w:p>
             <w:pPr>
@@ -5950,60 +5864,60 @@
             <w:r>
               <w:rPr>
                 <w:rFonts w:ascii="MS Gothic" w:cs="MS Gothic" w:eastAsia="MS Gothic" w:hAnsi="MS Gothic"/>
-                <w:sz w:val="20"/>
-                <w:szCs w:val="20"/>
-              </w:rPr>
-              <w:t xml:space="preserve">□</w:t>
-            </w:r>
-          </w:p>
-        </w:tc>
-        <w:tc>
-          <w:tcPr>
-            <w:tcW w:type="dxa" w:w="5000"/>
-            <w:tcBorders>
-              <w:top w:val="single" w:color="AAAAAA" w:sz="1"/>
-              <w:left w:val="single" w:color="AAAAAA" w:sz="1"/>
-              <w:bottom w:val="single" w:color="AAAAAA" w:sz="1"/>
-              <w:right w:val="single" w:color="AAAAAA" w:sz="1"/>
-            </w:tcBorders>
-            <w:shd w:fill="FFFFFF" w:val="clear"/>
-            <w:tcMar>
-              <w:top w:type="dxa" w:w="80"/>
-              <w:left w:type="dxa" w:w="120"/>
-              <w:bottom w:type="dxa" w:w="80"/>
-              <w:right w:type="dxa" w:w="120"/>
-            </w:tcMar>
-          </w:tcPr>
-          <w:p>
-            <w:pPr>
-              <w:jc w:val="left"/>
-            </w:pPr>
-            <w:r>
-              <w:rPr>
-                <w:rFonts w:ascii="MS Gothic" w:cs="MS Gothic" w:eastAsia="MS Gothic" w:hAnsi="MS Gothic"/>
-                <w:sz w:val="20"/>
-                <w:szCs w:val="20"/>
-              </w:rPr>
-              <w:t xml:space="preserve">岐阜県パートナーシップ宣言書の写し（該当者のみ）</w:t>
-            </w:r>
-          </w:p>
-        </w:tc>
-        <w:tc>
-          <w:tcPr>
-            <w:tcW w:type="dxa" w:w="600"/>
-            <w:tcBorders>
-              <w:top w:val="single" w:color="AAAAAA" w:sz="1"/>
-              <w:left w:val="single" w:color="AAAAAA" w:sz="1"/>
-              <w:bottom w:val="single" w:color="AAAAAA" w:sz="1"/>
-              <w:right w:val="single" w:color="AAAAAA" w:sz="1"/>
-            </w:tcBorders>
-            <w:shd w:fill="FFFFFF" w:val="clear"/>
-            <w:tcMar>
-              <w:top w:type="dxa" w:w="80"/>
-              <w:left w:type="dxa" w:w="120"/>
-              <w:bottom w:type="dxa" w:w="80"/>
-              <w:right w:type="dxa" w:w="120"/>
-            </w:tcMar>
+                <w:sz w:val="18"/>
+                <w:szCs w:val="18"/>
+              </w:rPr>
+              <w:t xml:space="preserve">令和　　年　　月　　日</w:t>
+            </w:r>
+          </w:p>
+        </w:tc>
+      </w:tr>
+    </w:tbl>
+    <w:p>
+      <w:pPr>
+        <w:spacing w:after="60" w:before="100"/>
+      </w:pPr>
+      <w:r>
+        <w:rPr>
+          <w:rFonts w:ascii="MS Gothic" w:cs="MS Gothic" w:eastAsia="MS Gothic" w:hAnsi="MS Gothic"/>
+          <w:b/>
+          <w:sz w:val="18"/>
+          <w:szCs w:val="18"/>
+        </w:rPr>
+        <w:t xml:space="preserve">【署名・捺印】　認印可・シャチハタ不可（会社保管）</w:t>
+      </w:r>
+    </w:p>
+    <w:tbl>
+      <w:tblPr>
+        <w:tblW w:w="9026" w:type="dxa"/>
+        <w:tblBorders>
+          <w:top w:val="single" w:color="000000" w:sz="4"/>
+          <w:left w:val="single" w:color="000000" w:sz="4"/>
+          <w:bottom w:val="single" w:color="000000" w:sz="4"/>
+          <w:right w:val="single" w:color="000000" w:sz="4"/>
+          <w:insideH w:val="single" w:color="000000" w:sz="4"/>
+          <w:insideV w:val="single" w:color="000000" w:sz="4"/>
+        </w:tblBorders>
+        <w:tblCellMar>
+          <w:top w:w="60" w:type="dxa"/>
+          <w:left w:w="100" w:type="dxa"/>
+          <w:bottom w:w="60" w:type="dxa"/>
+          <w:right w:w="100" w:type="dxa"/>
+        </w:tblCellMar>
+      </w:tblPr>
+      <w:tblGrid>
+        <w:gridCol w:w="1500"/>
+        <w:gridCol w:w="3526"/>
+        <w:gridCol w:w="1000"/>
+        <w:gridCol w:w="500"/>
+        <w:gridCol w:w="2500"/>
+      </w:tblGrid>
+      <w:tr>
+        <w:tc>
+          <w:tcPr>
+            <w:tcW w:w="1500" w:type="dxa"/>
+            <w:shd w:fill="DCDCDC" w:val="clear"/>
+            <w:vAlign w:val="center"/>
           </w:tcPr>
           <w:p>
             <w:pPr>
@@ -6012,41 +5926,95 @@
             <w:r>
               <w:rPr>
                 <w:rFonts w:ascii="MS Gothic" w:cs="MS Gothic" w:eastAsia="MS Gothic" w:hAnsi="MS Gothic"/>
-                <w:sz w:val="20"/>
-                <w:szCs w:val="20"/>
-              </w:rPr>
-              <w:t xml:space="preserve">□</w:t>
-            </w:r>
-          </w:p>
-        </w:tc>
-        <w:tc>
-          <w:tcPr>
-            <w:tcW w:type="dxa" w:w="2826"/>
-            <w:tcBorders>
-              <w:top w:val="single" w:color="AAAAAA" w:sz="1"/>
-              <w:left w:val="single" w:color="AAAAAA" w:sz="1"/>
-              <w:bottom w:val="single" w:color="AAAAAA" w:sz="1"/>
-              <w:right w:val="single" w:color="AAAAAA" w:sz="1"/>
-            </w:tcBorders>
-            <w:shd w:fill="FFFFFF" w:val="clear"/>
-            <w:tcMar>
-              <w:top w:type="dxa" w:w="80"/>
-              <w:left w:type="dxa" w:w="120"/>
-              <w:bottom w:type="dxa" w:w="80"/>
-              <w:right w:type="dxa" w:w="120"/>
-            </w:tcMar>
-          </w:tcPr>
-          <w:p>
-            <w:pPr>
-              <w:jc w:val="left"/>
-            </w:pPr>
-            <w:r>
-              <w:rPr>
-                <w:rFonts w:ascii="MS Gothic" w:cs="MS Gothic" w:eastAsia="MS Gothic" w:hAnsi="MS Gothic"/>
-                <w:sz w:val="20"/>
-                <w:szCs w:val="20"/>
-              </w:rPr>
-              <w:t xml:space="preserve">該当なし</w:t>
+                <w:b/>
+                <w:sz w:val="18"/>
+                <w:szCs w:val="18"/>
+              </w:rPr>
+              <w:t>区　分</w:t>
+            </w:r>
+          </w:p>
+        </w:tc>
+        <w:tc>
+          <w:tcPr>
+            <w:tcW w:w="3526" w:type="dxa"/>
+            <w:shd w:fill="DCDCDC" w:val="clear"/>
+            <w:vAlign w:val="center"/>
+          </w:tcPr>
+          <w:p>
+            <w:pPr>
+              <w:jc w:val="center"/>
+            </w:pPr>
+            <w:r>
+              <w:rPr>
+                <w:rFonts w:ascii="MS Gothic" w:cs="MS Gothic" w:eastAsia="MS Gothic" w:hAnsi="MS Gothic"/>
+                <w:b/>
+                <w:sz w:val="18"/>
+                <w:szCs w:val="18"/>
+              </w:rPr>
+              <w:t>署　名（自署）</w:t>
+            </w:r>
+          </w:p>
+        </w:tc>
+        <w:tc>
+          <w:tcPr>
+            <w:tcW w:w="1000" w:type="dxa"/>
+            <w:shd w:fill="DCDCDC" w:val="clear"/>
+            <w:vAlign w:val="center"/>
+          </w:tcPr>
+          <w:p>
+            <w:pPr>
+              <w:jc w:val="center"/>
+            </w:pPr>
+            <w:r>
+              <w:rPr>
+                <w:rFonts w:ascii="MS Gothic" w:cs="MS Gothic" w:eastAsia="MS Gothic" w:hAnsi="MS Gothic"/>
+                <w:b/>
+                <w:sz w:val="18"/>
+                <w:szCs w:val="18"/>
+              </w:rPr>
+              <w:t>続柄</w:t>
+            </w:r>
+          </w:p>
+        </w:tc>
+        <w:tc>
+          <w:tcPr>
+            <w:tcW w:w="500" w:type="dxa"/>
+            <w:shd w:fill="DCDCDC" w:val="clear"/>
+            <w:vAlign w:val="center"/>
+          </w:tcPr>
+          <w:p>
+            <w:pPr>
+              <w:jc w:val="center"/>
+            </w:pPr>
+            <w:r>
+              <w:rPr>
+                <w:rFonts w:ascii="MS Gothic" w:cs="MS Gothic" w:eastAsia="MS Gothic" w:hAnsi="MS Gothic"/>
+                <w:b/>
+                <w:sz w:val="18"/>
+                <w:szCs w:val="18"/>
+              </w:rPr>
+              <w:t>印</w:t>
+            </w:r>
+          </w:p>
+        </w:tc>
+        <w:tc>
+          <w:tcPr>
+            <w:tcW w:w="2500" w:type="dxa"/>
+            <w:shd w:fill="DCDCDC" w:val="clear"/>
+            <w:vAlign w:val="center"/>
+          </w:tcPr>
+          <w:p>
+            <w:pPr>
+              <w:jc w:val="center"/>
+            </w:pPr>
+            <w:r>
+              <w:rPr>
+                <w:rFonts w:ascii="MS Gothic" w:cs="MS Gothic" w:eastAsia="MS Gothic" w:hAnsi="MS Gothic"/>
+                <w:b/>
+                <w:sz w:val="18"/>
+                <w:szCs w:val="18"/>
+              </w:rPr>
+              <w:t>備　考</w:t>
             </w:r>
           </w:p>
         </w:tc>
@@ -6054,20 +6022,8 @@
       <w:tr>
         <w:tc>
           <w:tcPr>
-            <w:tcW w:type="dxa" w:w="600"/>
-            <w:tcBorders>
-              <w:top w:val="single" w:color="AAAAAA" w:sz="1"/>
-              <w:left w:val="single" w:color="AAAAAA" w:sz="1"/>
-              <w:bottom w:val="single" w:color="AAAAAA" w:sz="1"/>
-              <w:right w:val="single" w:color="AAAAAA" w:sz="1"/>
-            </w:tcBorders>
-            <w:shd w:fill="F5F5F5" w:val="clear"/>
-            <w:tcMar>
-              <w:top w:type="dxa" w:w="80"/>
-              <w:left w:type="dxa" w:w="120"/>
-              <w:bottom w:type="dxa" w:w="80"/>
-              <w:right w:type="dxa" w:w="120"/>
-            </w:tcMar>
+            <w:tcW w:w="1500" w:type="dxa"/>
+            <w:vAlign w:val="center"/>
           </w:tcPr>
           <w:p>
             <w:pPr>
@@ -6076,29 +6032,344 @@
             <w:r>
               <w:rPr>
                 <w:rFonts w:ascii="MS Gothic" w:cs="MS Gothic" w:eastAsia="MS Gothic" w:hAnsi="MS Gothic"/>
-                <w:sz w:val="20"/>
-                <w:szCs w:val="20"/>
-              </w:rPr>
-              <w:t xml:space="preserve">□</w:t>
-            </w:r>
-          </w:p>
-        </w:tc>
-        <w:tc>
-          <w:tcPr>
-            <w:tcW w:type="dxa" w:w="5000"/>
-            <w:tcBorders>
-              <w:top w:val="single" w:color="AAAAAA" w:sz="1"/>
-              <w:left w:val="single" w:color="AAAAAA" w:sz="1"/>
-              <w:bottom w:val="single" w:color="AAAAAA" w:sz="1"/>
-              <w:right w:val="single" w:color="AAAAAA" w:sz="1"/>
-            </w:tcBorders>
-            <w:shd w:fill="F5F5F5" w:val="clear"/>
-            <w:tcMar>
-              <w:top w:type="dxa" w:w="80"/>
-              <w:left w:type="dxa" w:w="120"/>
-              <w:bottom w:type="dxa" w:w="80"/>
-              <w:right w:type="dxa" w:w="120"/>
-            </w:tcMar>
+                <w:sz w:val="18"/>
+                <w:szCs w:val="18"/>
+              </w:rPr>
+              <w:t>入寮者</w:t>
+            </w:r>
+          </w:p>
+        </w:tc>
+        <w:tc>
+          <w:tcPr>
+            <w:tcW w:w="3526" w:type="dxa"/>
+          </w:tcPr>
+          <w:p>
+            <w:r>
+              <w:rPr>
+                <w:rFonts w:ascii="MS Gothic" w:cs="MS Gothic" w:eastAsia="MS Gothic" w:hAnsi="MS Gothic"/>
+                <w:sz w:val="18"/>
+                <w:szCs w:val="18"/>
+              </w:rPr>
+              <w:t xml:space="preserve">　</w:t>
+            </w:r>
+          </w:p>
+        </w:tc>
+        <w:tc>
+          <w:tcPr>
+            <w:tcW w:w="1000" w:type="dxa"/>
+            <w:vAlign w:val="center"/>
+          </w:tcPr>
+          <w:p>
+            <w:pPr>
+              <w:jc w:val="center"/>
+            </w:pPr>
+            <w:r>
+              <w:rPr>
+                <w:rFonts w:ascii="MS Gothic" w:cs="MS Gothic" w:eastAsia="MS Gothic" w:hAnsi="MS Gothic"/>
+                <w:sz w:val="18"/>
+                <w:szCs w:val="18"/>
+              </w:rPr>
+              <w:t>本　人</w:t>
+            </w:r>
+          </w:p>
+        </w:tc>
+        <w:tc>
+          <w:tcPr>
+            <w:tcW w:w="500" w:type="dxa"/>
+          </w:tcPr>
+          <w:p>
+            <w:r>
+              <w:rPr>
+                <w:rFonts w:ascii="MS Gothic" w:cs="MS Gothic" w:eastAsia="MS Gothic" w:hAnsi="MS Gothic"/>
+                <w:sz w:val="18"/>
+                <w:szCs w:val="18"/>
+              </w:rPr>
+              <w:t xml:space="preserve">　</w:t>
+            </w:r>
+          </w:p>
+        </w:tc>
+        <w:tc>
+          <w:tcPr>
+            <w:tcW w:w="2500" w:type="dxa"/>
+          </w:tcPr>
+          <w:p>
+            <w:r>
+              <w:rPr>
+                <w:rFonts w:ascii="MS Gothic" w:cs="MS Gothic" w:eastAsia="MS Gothic" w:hAnsi="MS Gothic"/>
+                <w:sz w:val="18"/>
+                <w:szCs w:val="18"/>
+              </w:rPr>
+              <w:t xml:space="preserve">　</w:t>
+            </w:r>
+          </w:p>
+        </w:tc>
+      </w:tr>
+      <w:tr>
+        <w:tc>
+          <w:tcPr>
+            <w:tcW w:w="1500" w:type="dxa"/>
+            <w:vAlign w:val="center"/>
+          </w:tcPr>
+          <w:p>
+            <w:pPr>
+              <w:jc w:val="center"/>
+            </w:pPr>
+            <w:r>
+              <w:rPr>
+                <w:rFonts w:ascii="MS Gothic" w:cs="MS Gothic" w:eastAsia="MS Gothic" w:hAnsi="MS Gothic"/>
+                <w:sz w:val="18"/>
+                <w:szCs w:val="18"/>
+              </w:rPr>
+              <w:t>成人同居者①</w:t>
+            </w:r>
+          </w:p>
+        </w:tc>
+        <w:tc>
+          <w:tcPr>
+            <w:tcW w:w="3526" w:type="dxa"/>
+          </w:tcPr>
+          <w:p>
+            <w:r>
+              <w:rPr>
+                <w:rFonts w:ascii="MS Gothic" w:cs="MS Gothic" w:eastAsia="MS Gothic" w:hAnsi="MS Gothic"/>
+                <w:sz w:val="18"/>
+                <w:szCs w:val="18"/>
+              </w:rPr>
+              <w:t xml:space="preserve">　</w:t>
+            </w:r>
+          </w:p>
+        </w:tc>
+        <w:tc>
+          <w:tcPr>
+            <w:tcW w:w="1000" w:type="dxa"/>
+          </w:tcPr>
+          <w:p>
+            <w:r>
+              <w:rPr>
+                <w:rFonts w:ascii="MS Gothic" w:cs="MS Gothic" w:eastAsia="MS Gothic" w:hAnsi="MS Gothic"/>
+                <w:sz w:val="18"/>
+                <w:szCs w:val="18"/>
+              </w:rPr>
+              <w:t xml:space="preserve">　</w:t>
+            </w:r>
+          </w:p>
+        </w:tc>
+        <w:tc>
+          <w:tcPr>
+            <w:tcW w:w="500" w:type="dxa"/>
+          </w:tcPr>
+          <w:p>
+            <w:r>
+              <w:rPr>
+                <w:rFonts w:ascii="MS Gothic" w:cs="MS Gothic" w:eastAsia="MS Gothic" w:hAnsi="MS Gothic"/>
+                <w:sz w:val="18"/>
+                <w:szCs w:val="18"/>
+              </w:rPr>
+              <w:t xml:space="preserve">　</w:t>
+            </w:r>
+          </w:p>
+        </w:tc>
+        <w:tc>
+          <w:tcPr>
+            <w:tcW w:w="2500" w:type="dxa"/>
+          </w:tcPr>
+          <w:p>
+            <w:r>
+              <w:rPr>
+                <w:rFonts w:ascii="MS Gothic" w:cs="MS Gothic" w:eastAsia="MS Gothic" w:hAnsi="MS Gothic"/>
+                <w:sz w:val="18"/>
+                <w:szCs w:val="18"/>
+              </w:rPr>
+              <w:t xml:space="preserve">　</w:t>
+            </w:r>
+          </w:p>
+        </w:tc>
+      </w:tr>
+      <w:tr>
+        <w:tc>
+          <w:tcPr>
+            <w:tcW w:w="1500" w:type="dxa"/>
+            <w:vAlign w:val="center"/>
+          </w:tcPr>
+          <w:p>
+            <w:pPr>
+              <w:jc w:val="center"/>
+            </w:pPr>
+            <w:r>
+              <w:rPr>
+                <w:rFonts w:ascii="MS Gothic" w:cs="MS Gothic" w:eastAsia="MS Gothic" w:hAnsi="MS Gothic"/>
+                <w:sz w:val="18"/>
+                <w:szCs w:val="18"/>
+              </w:rPr>
+              <w:t>成人同居者②</w:t>
+            </w:r>
+          </w:p>
+        </w:tc>
+        <w:tc>
+          <w:tcPr>
+            <w:tcW w:w="3526" w:type="dxa"/>
+          </w:tcPr>
+          <w:p>
+            <w:r>
+              <w:rPr>
+                <w:rFonts w:ascii="MS Gothic" w:cs="MS Gothic" w:eastAsia="MS Gothic" w:hAnsi="MS Gothic"/>
+                <w:sz w:val="18"/>
+                <w:szCs w:val="18"/>
+              </w:rPr>
+              <w:t xml:space="preserve">　</w:t>
+            </w:r>
+          </w:p>
+        </w:tc>
+        <w:tc>
+          <w:tcPr>
+            <w:tcW w:w="1000" w:type="dxa"/>
+          </w:tcPr>
+          <w:p>
+            <w:r>
+              <w:rPr>
+                <w:rFonts w:ascii="MS Gothic" w:cs="MS Gothic" w:eastAsia="MS Gothic" w:hAnsi="MS Gothic"/>
+                <w:sz w:val="18"/>
+                <w:szCs w:val="18"/>
+              </w:rPr>
+              <w:t xml:space="preserve">　</w:t>
+            </w:r>
+          </w:p>
+        </w:tc>
+        <w:tc>
+          <w:tcPr>
+            <w:tcW w:w="500" w:type="dxa"/>
+          </w:tcPr>
+          <w:p>
+            <w:r>
+              <w:rPr>
+                <w:rFonts w:ascii="MS Gothic" w:cs="MS Gothic" w:eastAsia="MS Gothic" w:hAnsi="MS Gothic"/>
+                <w:sz w:val="18"/>
+                <w:szCs w:val="18"/>
+              </w:rPr>
+              <w:t xml:space="preserve">　</w:t>
+            </w:r>
+          </w:p>
+        </w:tc>
+        <w:tc>
+          <w:tcPr>
+            <w:tcW w:w="2500" w:type="dxa"/>
+          </w:tcPr>
+          <w:p>
+            <w:r>
+              <w:rPr>
+                <w:rFonts w:ascii="MS Gothic" w:cs="MS Gothic" w:eastAsia="MS Gothic" w:hAnsi="MS Gothic"/>
+                <w:sz w:val="18"/>
+                <w:szCs w:val="18"/>
+              </w:rPr>
+              <w:t xml:space="preserve">　</w:t>
+            </w:r>
+          </w:p>
+        </w:tc>
+      </w:tr>
+      <w:tr>
+        <w:tc>
+          <w:tcPr>
+            <w:tcW w:w="1500" w:type="dxa"/>
+            <w:vAlign w:val="center"/>
+          </w:tcPr>
+          <w:p>
+            <w:pPr>
+              <w:jc w:val="center"/>
+            </w:pPr>
+            <w:r>
+              <w:rPr>
+                <w:rFonts w:ascii="MS Gothic" w:cs="MS Gothic" w:eastAsia="MS Gothic" w:hAnsi="MS Gothic"/>
+                <w:sz w:val="18"/>
+                <w:szCs w:val="18"/>
+              </w:rPr>
+              <w:t>成人同居者③</w:t>
+            </w:r>
+          </w:p>
+        </w:tc>
+        <w:tc>
+          <w:tcPr>
+            <w:tcW w:w="3526" w:type="dxa"/>
+          </w:tcPr>
+          <w:p>
+            <w:r>
+              <w:rPr>
+                <w:rFonts w:ascii="MS Gothic" w:cs="MS Gothic" w:eastAsia="MS Gothic" w:hAnsi="MS Gothic"/>
+                <w:sz w:val="18"/>
+                <w:szCs w:val="18"/>
+              </w:rPr>
+              <w:t xml:space="preserve">　</w:t>
+            </w:r>
+          </w:p>
+        </w:tc>
+        <w:tc>
+          <w:tcPr>
+            <w:tcW w:w="1000" w:type="dxa"/>
+          </w:tcPr>
+          <w:p>
+            <w:r>
+              <w:rPr>
+                <w:rFonts w:ascii="MS Gothic" w:cs="MS Gothic" w:eastAsia="MS Gothic" w:hAnsi="MS Gothic"/>
+                <w:sz w:val="18"/>
+                <w:szCs w:val="18"/>
+              </w:rPr>
+              <w:t xml:space="preserve">　</w:t>
+            </w:r>
+          </w:p>
+        </w:tc>
+        <w:tc>
+          <w:tcPr>
+            <w:tcW w:w="500" w:type="dxa"/>
+          </w:tcPr>
+          <w:p>
+            <w:r>
+              <w:rPr>
+                <w:rFonts w:ascii="MS Gothic" w:cs="MS Gothic" w:eastAsia="MS Gothic" w:hAnsi="MS Gothic"/>
+                <w:sz w:val="18"/>
+                <w:szCs w:val="18"/>
+              </w:rPr>
+              <w:t xml:space="preserve">　</w:t>
+            </w:r>
+          </w:p>
+        </w:tc>
+        <w:tc>
+          <w:tcPr>
+            <w:tcW w:w="2500" w:type="dxa"/>
+          </w:tcPr>
+          <w:p>
+            <w:r>
+              <w:rPr>
+                <w:rFonts w:ascii="MS Gothic" w:cs="MS Gothic" w:eastAsia="MS Gothic" w:hAnsi="MS Gothic"/>
+                <w:sz w:val="18"/>
+                <w:szCs w:val="18"/>
+              </w:rPr>
+              <w:t xml:space="preserve">　</w:t>
+            </w:r>
+          </w:p>
+        </w:tc>
+      </w:tr>
+      <w:tr>
+        <w:tc>
+          <w:tcPr>
+            <w:tcW w:w="1500" w:type="dxa"/>
+            <w:vAlign w:val="center"/>
+          </w:tcPr>
+          <w:p>
+            <w:pPr>
+              <w:jc w:val="center"/>
+            </w:pPr>
+            <w:r>
+              <w:rPr>
+                <w:rFonts w:ascii="MS Gothic" w:cs="MS Gothic" w:eastAsia="MS Gothic" w:hAnsi="MS Gothic"/>
+                <w:sz w:val="16"/>
+                <w:szCs w:val="16"/>
+              </w:rPr>
+              <w:t>未成年同居者①</w:t>
+            </w:r>
+          </w:p>
+        </w:tc>
+        <w:tc>
+          <w:tcPr>
+            <w:tcW w:w="3526" w:type="dxa"/>
           </w:tcPr>
           <w:p>
             <w:pPr>
@@ -6107,29 +6378,58 @@
             <w:r>
               <w:rPr>
                 <w:rFonts w:ascii="MS Gothic" w:cs="MS Gothic" w:eastAsia="MS Gothic" w:hAnsi="MS Gothic"/>
-                <w:sz w:val="20"/>
-                <w:szCs w:val="20"/>
-              </w:rPr>
-              <w:t xml:space="preserve">婚姻・事実婚を証明できる書類（該当者のみ）</w:t>
-            </w:r>
-          </w:p>
-        </w:tc>
-        <w:tc>
-          <w:tcPr>
-            <w:tcW w:type="dxa" w:w="600"/>
-            <w:tcBorders>
-              <w:top w:val="single" w:color="AAAAAA" w:sz="1"/>
-              <w:left w:val="single" w:color="AAAAAA" w:sz="1"/>
-              <w:bottom w:val="single" w:color="AAAAAA" w:sz="1"/>
-              <w:right w:val="single" w:color="AAAAAA" w:sz="1"/>
-            </w:tcBorders>
-            <w:shd w:fill="F5F5F5" w:val="clear"/>
-            <w:tcMar>
-              <w:top w:type="dxa" w:w="80"/>
-              <w:left w:type="dxa" w:w="120"/>
-              <w:bottom w:type="dxa" w:w="80"/>
-              <w:right w:type="dxa" w:w="120"/>
-            </w:tcMar>
+                <w:sz w:val="16"/>
+                <w:szCs w:val="16"/>
+              </w:rPr>
+              <w:t xml:space="preserve">（親権者代署）生年月日：　年　月　日　　　　　　　　</w:t>
+            </w:r>
+          </w:p>
+        </w:tc>
+        <w:tc>
+          <w:tcPr>
+            <w:tcW w:w="1000" w:type="dxa"/>
+          </w:tcPr>
+          <w:p>
+            <w:r>
+              <w:rPr>
+                <w:sz w:val="16"/>
+              </w:rPr>
+              <w:t xml:space="preserve">親権者</w:t>
+            </w:r>
+          </w:p>
+        </w:tc>
+        <w:tc>
+          <w:tcPr>
+            <w:tcW w:w="500" w:type="dxa"/>
+          </w:tcPr>
+          <w:p>
+            <w:r>
+              <w:rPr>
+                <w:sz w:val="16"/>
+              </w:rPr>
+              <w:t xml:space="preserve">　</w:t>
+            </w:r>
+          </w:p>
+        </w:tc>
+        <w:tc>
+          <w:tcPr>
+            <w:tcW w:w="2500" w:type="dxa"/>
+          </w:tcPr>
+          <w:p>
+            <w:r>
+              <w:rPr>
+                <w:sz w:val="16"/>
+              </w:rPr>
+              <w:t xml:space="preserve">　</w:t>
+            </w:r>
+          </w:p>
+        </w:tc>
+      </w:tr>
+      <w:tr>
+        <w:tc>
+          <w:tcPr>
+            <w:tcW w:w="1500" w:type="dxa"/>
+            <w:vAlign w:val="center"/>
           </w:tcPr>
           <w:p>
             <w:pPr>
@@ -6138,29 +6438,16 @@
             <w:r>
               <w:rPr>
                 <w:rFonts w:ascii="MS Gothic" w:cs="MS Gothic" w:eastAsia="MS Gothic" w:hAnsi="MS Gothic"/>
-                <w:sz w:val="20"/>
-                <w:szCs w:val="20"/>
-              </w:rPr>
-              <w:t xml:space="preserve">□</w:t>
-            </w:r>
-          </w:p>
-        </w:tc>
-        <w:tc>
-          <w:tcPr>
-            <w:tcW w:type="dxa" w:w="2826"/>
-            <w:tcBorders>
-              <w:top w:val="single" w:color="AAAAAA" w:sz="1"/>
-              <w:left w:val="single" w:color="AAAAAA" w:sz="1"/>
-              <w:bottom w:val="single" w:color="AAAAAA" w:sz="1"/>
-              <w:right w:val="single" w:color="AAAAAA" w:sz="1"/>
-            </w:tcBorders>
-            <w:shd w:fill="F5F5F5" w:val="clear"/>
-            <w:tcMar>
-              <w:top w:type="dxa" w:w="80"/>
-              <w:left w:type="dxa" w:w="120"/>
-              <w:bottom w:type="dxa" w:w="80"/>
-              <w:right w:type="dxa" w:w="120"/>
-            </w:tcMar>
+                <w:sz w:val="16"/>
+                <w:szCs w:val="16"/>
+              </w:rPr>
+              <w:t>未成年同居者②</w:t>
+            </w:r>
+          </w:p>
+        </w:tc>
+        <w:tc>
+          <w:tcPr>
+            <w:tcW w:w="3526" w:type="dxa"/>
           </w:tcPr>
           <w:p>
             <w:pPr>
@@ -6169,10 +6456,49 @@
             <w:r>
               <w:rPr>
                 <w:rFonts w:ascii="MS Gothic" w:cs="MS Gothic" w:eastAsia="MS Gothic" w:hAnsi="MS Gothic"/>
-                <w:sz w:val="20"/>
-                <w:szCs w:val="20"/>
-              </w:rPr>
-              <w:t xml:space="preserve">該当なし</w:t>
+                <w:sz w:val="16"/>
+                <w:szCs w:val="16"/>
+              </w:rPr>
+              <w:t xml:space="preserve">（親権者代署）生年月日：　年　月　日　　　　　　　　</w:t>
+            </w:r>
+          </w:p>
+        </w:tc>
+        <w:tc>
+          <w:tcPr>
+            <w:tcW w:w="1000" w:type="dxa"/>
+          </w:tcPr>
+          <w:p>
+            <w:r>
+              <w:rPr>
+                <w:sz w:val="16"/>
+              </w:rPr>
+              <w:t xml:space="preserve">親権者</w:t>
+            </w:r>
+          </w:p>
+        </w:tc>
+        <w:tc>
+          <w:tcPr>
+            <w:tcW w:w="500" w:type="dxa"/>
+          </w:tcPr>
+          <w:p>
+            <w:r>
+              <w:rPr>
+                <w:sz w:val="16"/>
+              </w:rPr>
+              <w:t xml:space="preserve">　</w:t>
+            </w:r>
+          </w:p>
+        </w:tc>
+        <w:tc>
+          <w:tcPr>
+            <w:tcW w:w="2500" w:type="dxa"/>
+          </w:tcPr>
+          <w:p>
+            <w:r>
+              <w:rPr>
+                <w:sz w:val="16"/>
+              </w:rPr>
+              <w:t xml:space="preserve">　</w:t>
             </w:r>
           </w:p>
         </w:tc>
@@ -6180,1294 +6506,81 @@
     </w:tbl>
     <w:p>
       <w:pPr>
-        <w:spacing w:after="50" w:before="50"/>
-      </w:pPr>
-      <w:r>
-        <w:t xml:space="preserve"/>
-      </w:r>
-    </w:p>
-    <w:p>
-      <w:pPr>
-        <w:spacing w:after="50" w:before="50"/>
-      </w:pPr>
-      <w:r>
-        <w:t xml:space="preserve"/>
-      </w:r>
-    </w:p>
-    <w:p>
-      <w:pPr>
-        <w:spacing w:after="160" w:before="0"/>
-      </w:pPr>
-      <w:r>
-        <w:rPr>
-          <w:rFonts w:ascii="MS Gothic" w:cs="MS Gothic" w:eastAsia="MS Gothic" w:hAnsi="MS Gothic"/>
-          <w:sz w:val="22"/>
-          <w:szCs w:val="22"/>
-        </w:rPr>
-        <w:t xml:space="preserve">【署名・捺印】　　　　　　　　　　　　　　　　　　　　　　　　　　入寮日：　　　　年　　月　　日</w:t>
-      </w:r>
-    </w:p>
-    <w:tbl>
-      <w:tblPr>
-        <w:tblW w:type="dxa" w:w="9026"/>
-        <w:tblBorders>
-          <w:top w:val="single" w:color="auto" w:sz="4"/>
-          <w:left w:val="single" w:color="auto" w:sz="4"/>
-          <w:bottom w:val="single" w:color="auto" w:sz="4"/>
-          <w:right w:val="single" w:color="auto" w:sz="4"/>
-          <w:insideH w:val="single" w:color="auto" w:sz="4"/>
-          <w:insideV w:val="single" w:color="auto" w:sz="4"/>
-        </w:tblBorders>
-      </w:tblPr>
-      <w:tblGrid>
-        <w:gridCol w:w="1400"/>
-        <w:gridCol w:w="3200"/>
-        <w:gridCol w:w="1200"/>
-        <w:gridCol w:w="1200"/>
-        <w:gridCol w:w="2026"/>
-      </w:tblGrid>
-      <w:tr>
-        <w:trPr>
-          <w:tblHeader/>
-        </w:trPr>
-        <w:tc>
-          <w:tcPr>
-            <w:tcW w:type="dxa" w:w="1400"/>
-            <w:tcBorders>
-              <w:top w:val="single" w:color="2E75B6" w:sz="1"/>
-              <w:left w:val="single" w:color="2E75B6" w:sz="1"/>
-              <w:bottom w:val="single" w:color="2E75B6" w:sz="1"/>
-              <w:right w:val="single" w:color="2E75B6" w:sz="1"/>
-            </w:tcBorders>
-            <w:shd w:fill="2E75B6" w:val="clear"/>
-            <w:tcMar>
-              <w:top w:type="dxa" w:w="80"/>
-              <w:left w:type="dxa" w:w="120"/>
-              <w:bottom w:type="dxa" w:w="80"/>
-              <w:right w:type="dxa" w:w="120"/>
-            </w:tcMar>
-          </w:tcPr>
-          <w:p>
-            <w:pPr>
-              <w:jc w:val="center"/>
-            </w:pPr>
-            <w:r>
-              <w:rPr>
-                <w:rFonts w:ascii="MS Gothic" w:cs="MS Gothic" w:eastAsia="MS Gothic" w:hAnsi="MS Gothic"/>
-                <w:b/>
-                <w:bCs/>
-                <w:color w:val="FFFFFF"/>
-                <w:sz w:val="20"/>
-                <w:szCs w:val="20"/>
-              </w:rPr>
-              <w:t xml:space="preserve">区分</w:t>
-            </w:r>
-          </w:p>
-        </w:tc>
-        <w:tc>
-          <w:tcPr>
-            <w:tcW w:type="dxa" w:w="3200"/>
-            <w:tcBorders>
-              <w:top w:val="single" w:color="2E75B6" w:sz="1"/>
-              <w:left w:val="single" w:color="2E75B6" w:sz="1"/>
-              <w:bottom w:val="single" w:color="2E75B6" w:sz="1"/>
-              <w:right w:val="single" w:color="2E75B6" w:sz="1"/>
-            </w:tcBorders>
-            <w:shd w:fill="2E75B6" w:val="clear"/>
-            <w:tcMar>
-              <w:top w:type="dxa" w:w="80"/>
-              <w:left w:type="dxa" w:w="120"/>
-              <w:bottom w:type="dxa" w:w="80"/>
-              <w:right w:type="dxa" w:w="120"/>
-            </w:tcMar>
-          </w:tcPr>
-          <w:p>
-            <w:pPr>
-              <w:jc w:val="center"/>
-            </w:pPr>
-            <w:r>
-              <w:rPr>
-                <w:rFonts w:ascii="MS Gothic" w:cs="MS Gothic" w:eastAsia="MS Gothic" w:hAnsi="MS Gothic"/>
-                <w:b/>
-                <w:bCs/>
-                <w:color w:val="FFFFFF"/>
-                <w:sz w:val="20"/>
-                <w:szCs w:val="20"/>
-              </w:rPr>
-              <w:t xml:space="preserve">氏　名</w:t>
-            </w:r>
-          </w:p>
-        </w:tc>
-        <w:tc>
-          <w:tcPr>
-            <w:tcW w:type="dxa" w:w="1200"/>
-            <w:tcBorders>
-              <w:top w:val="single" w:color="2E75B6" w:sz="1"/>
-              <w:left w:val="single" w:color="2E75B6" w:sz="1"/>
-              <w:bottom w:val="single" w:color="2E75B6" w:sz="1"/>
-              <w:right w:val="single" w:color="2E75B6" w:sz="1"/>
-            </w:tcBorders>
-            <w:shd w:fill="2E75B6" w:val="clear"/>
-            <w:tcMar>
-              <w:top w:type="dxa" w:w="80"/>
-              <w:left w:type="dxa" w:w="120"/>
-              <w:bottom w:type="dxa" w:w="80"/>
-              <w:right w:type="dxa" w:w="120"/>
-            </w:tcMar>
-          </w:tcPr>
-          <w:p>
-            <w:pPr>
-              <w:jc w:val="center"/>
-            </w:pPr>
-            <w:r>
-              <w:rPr>
-                <w:rFonts w:ascii="MS Gothic" w:cs="MS Gothic" w:eastAsia="MS Gothic" w:hAnsi="MS Gothic"/>
-                <w:b/>
-                <w:bCs/>
-                <w:color w:val="FFFFFF"/>
-                <w:sz w:val="20"/>
-                <w:szCs w:val="20"/>
-              </w:rPr>
-              <w:t xml:space="preserve">続　柄</w:t>
-            </w:r>
-          </w:p>
-        </w:tc>
-        <w:tc>
-          <w:tcPr>
-            <w:tcW w:type="dxa" w:w="1200"/>
-            <w:tcBorders>
-              <w:top w:val="single" w:color="2E75B6" w:sz="1"/>
-              <w:left w:val="single" w:color="2E75B6" w:sz="1"/>
-              <w:bottom w:val="single" w:color="2E75B6" w:sz="1"/>
-              <w:right w:val="single" w:color="2E75B6" w:sz="1"/>
-            </w:tcBorders>
-            <w:shd w:fill="2E75B6" w:val="clear"/>
-            <w:tcMar>
-              <w:top w:type="dxa" w:w="80"/>
-              <w:left w:type="dxa" w:w="120"/>
-              <w:bottom w:type="dxa" w:w="80"/>
-              <w:right w:type="dxa" w:w="120"/>
-            </w:tcMar>
-          </w:tcPr>
-          <w:p>
-            <w:pPr>
-              <w:jc w:val="center"/>
-            </w:pPr>
-            <w:r>
-              <w:rPr>
-                <w:rFonts w:ascii="MS Gothic" w:cs="MS Gothic" w:eastAsia="MS Gothic" w:hAnsi="MS Gothic"/>
-                <w:b/>
-                <w:bCs/>
-                <w:color w:val="FFFFFF"/>
-                <w:sz w:val="20"/>
-                <w:szCs w:val="20"/>
-              </w:rPr>
-              <w:t xml:space="preserve">捺　印</w:t>
-            </w:r>
-          </w:p>
-        </w:tc>
-        <w:tc>
-          <w:tcPr>
-            <w:tcW w:type="dxa" w:w="2026"/>
-            <w:tcBorders>
-              <w:top w:val="single" w:color="2E75B6" w:sz="1"/>
-              <w:left w:val="single" w:color="2E75B6" w:sz="1"/>
-              <w:bottom w:val="single" w:color="2E75B6" w:sz="1"/>
-              <w:right w:val="single" w:color="2E75B6" w:sz="1"/>
-            </w:tcBorders>
-            <w:shd w:fill="2E75B6" w:val="clear"/>
-            <w:tcMar>
-              <w:top w:type="dxa" w:w="80"/>
-              <w:left w:type="dxa" w:w="120"/>
-              <w:bottom w:type="dxa" w:w="80"/>
-              <w:right w:type="dxa" w:w="120"/>
-            </w:tcMar>
-          </w:tcPr>
-          <w:p>
-            <w:pPr>
-              <w:jc w:val="center"/>
-            </w:pPr>
-            <w:r>
-              <w:rPr>
-                <w:rFonts w:ascii="MS Gothic" w:cs="MS Gothic" w:eastAsia="MS Gothic" w:hAnsi="MS Gothic"/>
-                <w:b/>
-                <w:bCs/>
-                <w:color w:val="FFFFFF"/>
-                <w:sz w:val="20"/>
-                <w:szCs w:val="20"/>
-              </w:rPr>
-              <w:t xml:space="preserve">備　考</w:t>
-            </w:r>
-          </w:p>
-        </w:tc>
-      </w:tr>
-      <w:tr>
-        <w:tc>
-          <w:tcPr>
-            <w:tcW w:type="dxa" w:w="1400"/>
-            <w:tcBorders>
-              <w:top w:val="single" w:color="AAAAAA" w:sz="1"/>
-              <w:left w:val="single" w:color="AAAAAA" w:sz="1"/>
-              <w:bottom w:val="single" w:color="AAAAAA" w:sz="1"/>
-              <w:right w:val="single" w:color="AAAAAA" w:sz="1"/>
-            </w:tcBorders>
-            <w:shd w:fill="EEF2F7" w:val="clear"/>
-            <w:tcMar>
-              <w:top w:type="dxa" w:w="80"/>
-              <w:left w:type="dxa" w:w="120"/>
-              <w:bottom w:type="dxa" w:w="80"/>
-              <w:right w:type="dxa" w:w="120"/>
-            </w:tcMar>
-          </w:tcPr>
-          <w:p>
-            <w:pPr>
-              <w:jc w:val="center"/>
-            </w:pPr>
-            <w:r>
-              <w:rPr>
-                <w:rFonts w:ascii="MS Gothic" w:cs="MS Gothic" w:eastAsia="MS Gothic" w:hAnsi="MS Gothic"/>
-                <w:b/>
-                <w:bCs/>
-                <w:sz w:val="20"/>
-                <w:szCs w:val="20"/>
-              </w:rPr>
-              <w:t xml:space="preserve">入寮者</w:t>
-            </w:r>
-          </w:p>
-        </w:tc>
-        <w:tc>
-          <w:tcPr>
-            <w:tcW w:type="dxa" w:w="3200"/>
-            <w:tcBorders>
-              <w:top w:val="single" w:color="AAAAAA" w:sz="1"/>
-              <w:left w:val="single" w:color="AAAAAA" w:sz="1"/>
-              <w:bottom w:val="single" w:color="AAAAAA" w:sz="1"/>
-              <w:right w:val="single" w:color="AAAAAA" w:sz="1"/>
-            </w:tcBorders>
-            <w:tcMar>
-              <w:top w:type="dxa" w:w="80"/>
-              <w:left w:type="dxa" w:w="120"/>
-              <w:bottom w:type="dxa" w:w="80"/>
-              <w:right w:type="dxa" w:w="120"/>
-            </w:tcMar>
-          </w:tcPr>
-          <w:p>
-            <w:pPr>
-              <w:spacing w:after="60" w:before="0"/>
-            </w:pPr>
-            <w:r>
-              <w:rPr>
-                <w:rFonts w:ascii="MS Gothic" w:cs="MS Gothic" w:eastAsia="MS Gothic" w:hAnsi="MS Gothic"/>
-                <w:sz w:val="20"/>
-                <w:szCs w:val="20"/>
-              </w:rPr>
-              <w:t xml:space="preserve">　</w:t>
-            </w:r>
-          </w:p>
-          <w:p>
-            <w:pPr>
-              <w:spacing w:after="0" w:before="0"/>
-            </w:pPr>
-            <w:r>
-              <w:rPr>
-                <w:rFonts w:ascii="MS Gothic" w:cs="MS Gothic" w:eastAsia="MS Gothic" w:hAnsi="MS Gothic"/>
-                <w:sz w:val="20"/>
-                <w:szCs w:val="20"/>
-              </w:rPr>
-              <w:t xml:space="preserve">　</w:t>
-            </w:r>
-          </w:p>
-          <w:p>
-            <w:pPr>
-              <w:spacing w:after="0" w:before="0"/>
-            </w:pPr>
-            <w:r>
-              <w:rPr>
-                <w:rFonts w:ascii="MS Gothic" w:cs="MS Gothic" w:eastAsia="MS Gothic" w:hAnsi="MS Gothic"/>
-                <w:sz w:val="20"/>
-                <w:szCs w:val="20"/>
-              </w:rPr>
-              <w:t xml:space="preserve">　</w:t>
-            </w:r>
-          </w:p>
-        </w:tc>
-        <w:tc>
-          <w:tcPr>
-            <w:tcW w:type="dxa" w:w="1200"/>
-            <w:tcBorders>
-              <w:top w:val="single" w:color="AAAAAA" w:sz="1"/>
-              <w:left w:val="single" w:color="AAAAAA" w:sz="1"/>
-              <w:bottom w:val="single" w:color="AAAAAA" w:sz="1"/>
-              <w:right w:val="single" w:color="AAAAAA" w:sz="1"/>
-            </w:tcBorders>
-            <w:tcMar>
-              <w:top w:type="dxa" w:w="80"/>
-              <w:left w:type="dxa" w:w="120"/>
-              <w:bottom w:type="dxa" w:w="80"/>
-              <w:right w:type="dxa" w:w="120"/>
-            </w:tcMar>
-          </w:tcPr>
-          <w:p>
-            <w:pPr>
-              <w:jc w:val="center"/>
-            </w:pPr>
-            <w:r>
-              <w:rPr>
-                <w:rFonts w:ascii="MS Gothic" w:cs="MS Gothic" w:eastAsia="MS Gothic" w:hAnsi="MS Gothic"/>
-                <w:sz w:val="20"/>
-                <w:szCs w:val="20"/>
-              </w:rPr>
-              <w:t xml:space="preserve">本　人</w:t>
-            </w:r>
-          </w:p>
-        </w:tc>
-        <w:tc>
-          <w:tcPr>
-            <w:tcW w:type="dxa" w:w="1200"/>
-            <w:tcBorders>
-              <w:top w:val="single" w:color="AAAAAA" w:sz="1"/>
-              <w:left w:val="single" w:color="AAAAAA" w:sz="1"/>
-              <w:bottom w:val="single" w:color="AAAAAA" w:sz="1"/>
-              <w:right w:val="single" w:color="AAAAAA" w:sz="1"/>
-            </w:tcBorders>
-            <w:tcMar>
-              <w:top w:type="dxa" w:w="200"/>
-              <w:left w:type="dxa" w:w="200"/>
-              <w:bottom w:type="dxa" w:w="200"/>
-              <w:right w:type="dxa" w:w="200"/>
-            </w:tcMar>
-          </w:tcPr>
-          <w:p>
-            <w:r>
-              <w:rPr>
-                <w:sz w:val="20"/>
-                <w:szCs w:val="20"/>
-              </w:rPr>
-              <w:t xml:space="preserve">　</w:t>
-            </w:r>
-          </w:p>
-        </w:tc>
-        <w:tc>
-          <w:tcPr>
-            <w:tcW w:type="dxa" w:w="2026"/>
-            <w:tcBorders>
-              <w:top w:val="single" w:color="AAAAAA" w:sz="1"/>
-              <w:left w:val="single" w:color="AAAAAA" w:sz="1"/>
-              <w:bottom w:val="single" w:color="AAAAAA" w:sz="1"/>
-              <w:right w:val="single" w:color="AAAAAA" w:sz="1"/>
-            </w:tcBorders>
-            <w:tcMar>
-              <w:top w:type="dxa" w:w="80"/>
-              <w:left w:type="dxa" w:w="120"/>
-              <w:bottom w:type="dxa" w:w="80"/>
-              <w:right w:type="dxa" w:w="120"/>
-            </w:tcMar>
-          </w:tcPr>
-          <w:p>
-            <w:r>
-              <w:rPr>
-                <w:rFonts w:ascii="MS Gothic" w:cs="MS Gothic" w:eastAsia="MS Gothic" w:hAnsi="MS Gothic"/>
-                <w:color w:val="555555"/>
-                <w:sz w:val="18"/>
-                <w:szCs w:val="18"/>
-              </w:rPr>
-              <w:t xml:space="preserve">未成年同居者の親権者として連署</w:t>
-            </w:r>
-          </w:p>
-        </w:tc>
-      </w:tr>
-      <w:tr>
-        <w:tc>
-          <w:tcPr>
-            <w:tcW w:type="dxa" w:w="1400"/>
-            <w:tcBorders>
-              <w:top w:val="single" w:color="AAAAAA" w:sz="1"/>
-              <w:left w:val="single" w:color="AAAAAA" w:sz="1"/>
-              <w:bottom w:val="single" w:color="AAAAAA" w:sz="1"/>
-              <w:right w:val="single" w:color="AAAAAA" w:sz="1"/>
-            </w:tcBorders>
-            <w:shd w:fill="F5F5F5" w:val="clear"/>
-            <w:tcMar>
-              <w:top w:type="dxa" w:w="80"/>
-              <w:left w:type="dxa" w:w="120"/>
-              <w:bottom w:type="dxa" w:w="80"/>
-              <w:right w:type="dxa" w:w="120"/>
-            </w:tcMar>
-          </w:tcPr>
-          <w:p>
-            <w:pPr>
-              <w:jc w:val="center"/>
-            </w:pPr>
-            <w:r>
-              <w:rPr>
-                <w:rFonts w:ascii="MS Gothic" w:cs="MS Gothic" w:eastAsia="MS Gothic" w:hAnsi="MS Gothic"/>
-                <w:b/>
-                <w:bCs/>
-                <w:sz w:val="20"/>
-                <w:szCs w:val="20"/>
-              </w:rPr>
-              <w:t xml:space="preserve">成人同居者①</w:t>
-            </w:r>
-          </w:p>
-        </w:tc>
-        <w:tc>
-          <w:tcPr>
-            <w:tcW w:type="dxa" w:w="3200"/>
-            <w:tcBorders>
-              <w:top w:val="single" w:color="AAAAAA" w:sz="1"/>
-              <w:left w:val="single" w:color="AAAAAA" w:sz="1"/>
-              <w:bottom w:val="single" w:color="AAAAAA" w:sz="1"/>
-              <w:right w:val="single" w:color="AAAAAA" w:sz="1"/>
-            </w:tcBorders>
-            <w:tcMar>
-              <w:top w:type="dxa" w:w="80"/>
-              <w:left w:type="dxa" w:w="120"/>
-              <w:bottom w:type="dxa" w:w="80"/>
-              <w:right w:type="dxa" w:w="120"/>
-            </w:tcMar>
-          </w:tcPr>
-          <w:p>
-            <w:pPr>
-              <w:spacing w:after="60" w:before="0"/>
-            </w:pPr>
-            <w:r>
-              <w:rPr>
-                <w:rFonts w:ascii="MS Gothic" w:cs="MS Gothic" w:eastAsia="MS Gothic" w:hAnsi="MS Gothic"/>
-                <w:sz w:val="20"/>
-                <w:szCs w:val="20"/>
-              </w:rPr>
-              <w:t xml:space="preserve">　</w:t>
-            </w:r>
-          </w:p>
-          <w:p>
-            <w:pPr>
-              <w:spacing w:after="0" w:before="0"/>
-            </w:pPr>
-            <w:r>
-              <w:rPr>
-                <w:rFonts w:ascii="MS Gothic" w:cs="MS Gothic" w:eastAsia="MS Gothic" w:hAnsi="MS Gothic"/>
-                <w:sz w:val="20"/>
-                <w:szCs w:val="20"/>
-              </w:rPr>
-              <w:t xml:space="preserve">　</w:t>
-            </w:r>
-          </w:p>
-          <w:p>
-            <w:pPr>
-              <w:spacing w:after="0" w:before="0"/>
-            </w:pPr>
-            <w:r>
-              <w:rPr>
-                <w:rFonts w:ascii="MS Gothic" w:cs="MS Gothic" w:eastAsia="MS Gothic" w:hAnsi="MS Gothic"/>
-                <w:sz w:val="20"/>
-                <w:szCs w:val="20"/>
-              </w:rPr>
-              <w:t xml:space="preserve">　</w:t>
-            </w:r>
-          </w:p>
-        </w:tc>
-        <w:tc>
-          <w:tcPr>
-            <w:tcW w:type="dxa" w:w="1200"/>
-            <w:tcBorders>
-              <w:top w:val="single" w:color="AAAAAA" w:sz="1"/>
-              <w:left w:val="single" w:color="AAAAAA" w:sz="1"/>
-              <w:bottom w:val="single" w:color="AAAAAA" w:sz="1"/>
-              <w:right w:val="single" w:color="AAAAAA" w:sz="1"/>
-            </w:tcBorders>
-            <w:tcMar>
-              <w:top w:type="dxa" w:w="80"/>
-              <w:left w:type="dxa" w:w="120"/>
-              <w:bottom w:type="dxa" w:w="80"/>
-              <w:right w:type="dxa" w:w="120"/>
-            </w:tcMar>
-          </w:tcPr>
-          <w:p>
-            <w:r>
-              <w:rPr>
-                <w:sz w:val="20"/>
-                <w:szCs w:val="20"/>
-              </w:rPr>
-              <w:t xml:space="preserve">　</w:t>
-            </w:r>
-          </w:p>
-        </w:tc>
-        <w:tc>
-          <w:tcPr>
-            <w:tcW w:type="dxa" w:w="1200"/>
-            <w:tcBorders>
-              <w:top w:val="single" w:color="AAAAAA" w:sz="1"/>
-              <w:left w:val="single" w:color="AAAAAA" w:sz="1"/>
-              <w:bottom w:val="single" w:color="AAAAAA" w:sz="1"/>
-              <w:right w:val="single" w:color="AAAAAA" w:sz="1"/>
-            </w:tcBorders>
-            <w:tcMar>
-              <w:top w:type="dxa" w:w="200"/>
-              <w:left w:type="dxa" w:w="200"/>
-              <w:bottom w:type="dxa" w:w="200"/>
-              <w:right w:type="dxa" w:w="200"/>
-            </w:tcMar>
-          </w:tcPr>
-          <w:p>
-            <w:r>
-              <w:rPr>
-                <w:sz w:val="20"/>
-                <w:szCs w:val="20"/>
-              </w:rPr>
-              <w:t xml:space="preserve">　</w:t>
-            </w:r>
-          </w:p>
-        </w:tc>
-        <w:tc>
-          <w:tcPr>
-            <w:tcW w:type="dxa" w:w="2026"/>
-            <w:tcBorders>
-              <w:top w:val="single" w:color="AAAAAA" w:sz="1"/>
-              <w:left w:val="single" w:color="AAAAAA" w:sz="1"/>
-              <w:bottom w:val="single" w:color="AAAAAA" w:sz="1"/>
-              <w:right w:val="single" w:color="AAAAAA" w:sz="1"/>
-            </w:tcBorders>
-            <w:tcMar>
-              <w:top w:type="dxa" w:w="80"/>
-              <w:left w:type="dxa" w:w="120"/>
-              <w:bottom w:type="dxa" w:w="80"/>
-              <w:right w:type="dxa" w:w="120"/>
-            </w:tcMar>
-          </w:tcPr>
-          <w:p>
-            <w:r>
-              <w:rPr>
-                <w:rFonts w:ascii="MS Gothic" w:cs="MS Gothic" w:eastAsia="MS Gothic" w:hAnsi="MS Gothic"/>
-                <w:color w:val="888888"/>
-                <w:sz w:val="18"/>
-                <w:szCs w:val="18"/>
-              </w:rPr>
-              <w:t xml:space="preserve">同居なしの場合は空欄</w:t>
-            </w:r>
-          </w:p>
-        </w:tc>
-      </w:tr>
-      <w:tr>
-        <w:tc>
-          <w:tcPr>
-            <w:tcW w:type="dxa" w:w="1400"/>
-            <w:tcBorders>
-              <w:top w:val="single" w:color="AAAAAA" w:sz="1"/>
-              <w:left w:val="single" w:color="AAAAAA" w:sz="1"/>
-              <w:bottom w:val="single" w:color="AAAAAA" w:sz="1"/>
-              <w:right w:val="single" w:color="AAAAAA" w:sz="1"/>
-            </w:tcBorders>
-            <w:shd w:fill="FFFFFF" w:val="clear"/>
-            <w:tcMar>
-              <w:top w:type="dxa" w:w="80"/>
-              <w:left w:type="dxa" w:w="120"/>
-              <w:bottom w:type="dxa" w:w="80"/>
-              <w:right w:type="dxa" w:w="120"/>
-            </w:tcMar>
-          </w:tcPr>
-          <w:p>
-            <w:pPr>
-              <w:jc w:val="center"/>
-            </w:pPr>
-            <w:r>
-              <w:rPr>
-                <w:rFonts w:ascii="MS Gothic" w:cs="MS Gothic" w:eastAsia="MS Gothic" w:hAnsi="MS Gothic"/>
-                <w:b/>
-                <w:bCs/>
-                <w:sz w:val="20"/>
-                <w:szCs w:val="20"/>
-              </w:rPr>
-              <w:t xml:space="preserve">成人同居者②</w:t>
-            </w:r>
-          </w:p>
-        </w:tc>
-        <w:tc>
-          <w:tcPr>
-            <w:tcW w:type="dxa" w:w="3200"/>
-            <w:tcBorders>
-              <w:top w:val="single" w:color="AAAAAA" w:sz="1"/>
-              <w:left w:val="single" w:color="AAAAAA" w:sz="1"/>
-              <w:bottom w:val="single" w:color="AAAAAA" w:sz="1"/>
-              <w:right w:val="single" w:color="AAAAAA" w:sz="1"/>
-            </w:tcBorders>
-            <w:tcMar>
-              <w:top w:type="dxa" w:w="80"/>
-              <w:left w:type="dxa" w:w="120"/>
-              <w:bottom w:type="dxa" w:w="80"/>
-              <w:right w:type="dxa" w:w="120"/>
-            </w:tcMar>
-          </w:tcPr>
-          <w:p>
-            <w:pPr>
-              <w:spacing w:after="60" w:before="0"/>
-            </w:pPr>
-            <w:r>
-              <w:rPr>
-                <w:rFonts w:ascii="MS Gothic" w:cs="MS Gothic" w:eastAsia="MS Gothic" w:hAnsi="MS Gothic"/>
-                <w:sz w:val="20"/>
-                <w:szCs w:val="20"/>
-              </w:rPr>
-              <w:t xml:space="preserve">　</w:t>
-            </w:r>
-          </w:p>
-          <w:p>
-            <w:pPr>
-              <w:spacing w:after="0" w:before="0"/>
-            </w:pPr>
-            <w:r>
-              <w:rPr>
-                <w:rFonts w:ascii="MS Gothic" w:cs="MS Gothic" w:eastAsia="MS Gothic" w:hAnsi="MS Gothic"/>
-                <w:sz w:val="20"/>
-                <w:szCs w:val="20"/>
-              </w:rPr>
-              <w:t xml:space="preserve">　</w:t>
-            </w:r>
-          </w:p>
-          <w:p>
-            <w:pPr>
-              <w:spacing w:after="0" w:before="0"/>
-            </w:pPr>
-            <w:r>
-              <w:rPr>
-                <w:rFonts w:ascii="MS Gothic" w:cs="MS Gothic" w:eastAsia="MS Gothic" w:hAnsi="MS Gothic"/>
-                <w:sz w:val="20"/>
-                <w:szCs w:val="20"/>
-              </w:rPr>
-              <w:t xml:space="preserve">　</w:t>
-            </w:r>
-          </w:p>
-        </w:tc>
-        <w:tc>
-          <w:tcPr>
-            <w:tcW w:type="dxa" w:w="1200"/>
-            <w:tcBorders>
-              <w:top w:val="single" w:color="AAAAAA" w:sz="1"/>
-              <w:left w:val="single" w:color="AAAAAA" w:sz="1"/>
-              <w:bottom w:val="single" w:color="AAAAAA" w:sz="1"/>
-              <w:right w:val="single" w:color="AAAAAA" w:sz="1"/>
-            </w:tcBorders>
-            <w:tcMar>
-              <w:top w:type="dxa" w:w="80"/>
-              <w:left w:type="dxa" w:w="120"/>
-              <w:bottom w:type="dxa" w:w="80"/>
-              <w:right w:type="dxa" w:w="120"/>
-            </w:tcMar>
-          </w:tcPr>
-          <w:p>
-            <w:r>
-              <w:rPr>
-                <w:sz w:val="20"/>
-                <w:szCs w:val="20"/>
-              </w:rPr>
-              <w:t xml:space="preserve">　</w:t>
-            </w:r>
-          </w:p>
-        </w:tc>
-        <w:tc>
-          <w:tcPr>
-            <w:tcW w:type="dxa" w:w="1200"/>
-            <w:tcBorders>
-              <w:top w:val="single" w:color="AAAAAA" w:sz="1"/>
-              <w:left w:val="single" w:color="AAAAAA" w:sz="1"/>
-              <w:bottom w:val="single" w:color="AAAAAA" w:sz="1"/>
-              <w:right w:val="single" w:color="AAAAAA" w:sz="1"/>
-            </w:tcBorders>
-            <w:tcMar>
-              <w:top w:type="dxa" w:w="200"/>
-              <w:left w:type="dxa" w:w="200"/>
-              <w:bottom w:type="dxa" w:w="200"/>
-              <w:right w:type="dxa" w:w="200"/>
-            </w:tcMar>
-          </w:tcPr>
-          <w:p>
-            <w:r>
-              <w:rPr>
-                <w:sz w:val="20"/>
-                <w:szCs w:val="20"/>
-              </w:rPr>
-              <w:t xml:space="preserve">　</w:t>
-            </w:r>
-          </w:p>
-        </w:tc>
-        <w:tc>
-          <w:tcPr>
-            <w:tcW w:type="dxa" w:w="2026"/>
-            <w:tcBorders>
-              <w:top w:val="single" w:color="AAAAAA" w:sz="1"/>
-              <w:left w:val="single" w:color="AAAAAA" w:sz="1"/>
-              <w:bottom w:val="single" w:color="AAAAAA" w:sz="1"/>
-              <w:right w:val="single" w:color="AAAAAA" w:sz="1"/>
-            </w:tcBorders>
-            <w:tcMar>
-              <w:top w:type="dxa" w:w="80"/>
-              <w:left w:type="dxa" w:w="120"/>
-              <w:bottom w:type="dxa" w:w="80"/>
-              <w:right w:type="dxa" w:w="120"/>
-            </w:tcMar>
-          </w:tcPr>
-          <w:p>
-            <w:r>
-              <w:rPr>
-                <w:rFonts w:ascii="MS Gothic" w:cs="MS Gothic" w:eastAsia="MS Gothic" w:hAnsi="MS Gothic"/>
-                <w:color w:val="888888"/>
-                <w:sz w:val="18"/>
-                <w:szCs w:val="18"/>
-              </w:rPr>
-              <w:t xml:space="preserve">同居なしの場合は空欄</w:t>
-            </w:r>
-          </w:p>
-        </w:tc>
-      </w:tr>
-      <w:tr>
-        <w:tc>
-          <w:tcPr>
-            <w:tcW w:type="dxa" w:w="1400"/>
-            <w:tcBorders>
-              <w:top w:val="single" w:color="AAAAAA" w:sz="1"/>
-              <w:left w:val="single" w:color="AAAAAA" w:sz="1"/>
-              <w:bottom w:val="single" w:color="AAAAAA" w:sz="1"/>
-              <w:right w:val="single" w:color="AAAAAA" w:sz="1"/>
-            </w:tcBorders>
-            <w:shd w:fill="F5F5F5" w:val="clear"/>
-            <w:tcMar>
-              <w:top w:type="dxa" w:w="80"/>
-              <w:left w:type="dxa" w:w="120"/>
-              <w:bottom w:type="dxa" w:w="80"/>
-              <w:right w:type="dxa" w:w="120"/>
-            </w:tcMar>
-          </w:tcPr>
-          <w:p>
-            <w:pPr>
-              <w:jc w:val="center"/>
-            </w:pPr>
-            <w:r>
-              <w:rPr>
-                <w:rFonts w:ascii="MS Gothic" w:cs="MS Gothic" w:eastAsia="MS Gothic" w:hAnsi="MS Gothic"/>
-                <w:b/>
-                <w:bCs/>
-                <w:sz w:val="20"/>
-                <w:szCs w:val="20"/>
-              </w:rPr>
-              <w:t xml:space="preserve">成人同居者③</w:t>
-            </w:r>
-          </w:p>
-        </w:tc>
-        <w:tc>
-          <w:tcPr>
-            <w:tcW w:type="dxa" w:w="3200"/>
-            <w:tcBorders>
-              <w:top w:val="single" w:color="AAAAAA" w:sz="1"/>
-              <w:left w:val="single" w:color="AAAAAA" w:sz="1"/>
-              <w:bottom w:val="single" w:color="AAAAAA" w:sz="1"/>
-              <w:right w:val="single" w:color="AAAAAA" w:sz="1"/>
-            </w:tcBorders>
-            <w:tcMar>
-              <w:top w:type="dxa" w:w="80"/>
-              <w:left w:type="dxa" w:w="120"/>
-              <w:bottom w:type="dxa" w:w="80"/>
-              <w:right w:type="dxa" w:w="120"/>
-            </w:tcMar>
-          </w:tcPr>
-          <w:p>
-            <w:pPr>
-              <w:spacing w:after="60" w:before="0"/>
-            </w:pPr>
-            <w:r>
-              <w:rPr>
-                <w:rFonts w:ascii="MS Gothic" w:cs="MS Gothic" w:eastAsia="MS Gothic" w:hAnsi="MS Gothic"/>
-                <w:sz w:val="20"/>
-                <w:szCs w:val="20"/>
-              </w:rPr>
-              <w:t xml:space="preserve">　</w:t>
-            </w:r>
-          </w:p>
-          <w:p>
-            <w:pPr>
-              <w:spacing w:after="0" w:before="0"/>
-            </w:pPr>
-            <w:r>
-              <w:rPr>
-                <w:rFonts w:ascii="MS Gothic" w:cs="MS Gothic" w:eastAsia="MS Gothic" w:hAnsi="MS Gothic"/>
-                <w:sz w:val="20"/>
-                <w:szCs w:val="20"/>
-              </w:rPr>
-              <w:t xml:space="preserve">　</w:t>
-            </w:r>
-          </w:p>
-          <w:p>
-            <w:pPr>
-              <w:spacing w:after="0" w:before="0"/>
-            </w:pPr>
-            <w:r>
-              <w:rPr>
-                <w:rFonts w:ascii="MS Gothic" w:cs="MS Gothic" w:eastAsia="MS Gothic" w:hAnsi="MS Gothic"/>
-                <w:sz w:val="20"/>
-                <w:szCs w:val="20"/>
-              </w:rPr>
-              <w:t xml:space="preserve">　</w:t>
-            </w:r>
-          </w:p>
-        </w:tc>
-        <w:tc>
-          <w:tcPr>
-            <w:tcW w:type="dxa" w:w="1200"/>
-            <w:tcBorders>
-              <w:top w:val="single" w:color="AAAAAA" w:sz="1"/>
-              <w:left w:val="single" w:color="AAAAAA" w:sz="1"/>
-              <w:bottom w:val="single" w:color="AAAAAA" w:sz="1"/>
-              <w:right w:val="single" w:color="AAAAAA" w:sz="1"/>
-            </w:tcBorders>
-            <w:tcMar>
-              <w:top w:type="dxa" w:w="80"/>
-              <w:left w:type="dxa" w:w="120"/>
-              <w:bottom w:type="dxa" w:w="80"/>
-              <w:right w:type="dxa" w:w="120"/>
-            </w:tcMar>
-          </w:tcPr>
-          <w:p>
-            <w:r>
-              <w:rPr>
-                <w:sz w:val="20"/>
-                <w:szCs w:val="20"/>
-              </w:rPr>
-              <w:t xml:space="preserve">　</w:t>
-            </w:r>
-          </w:p>
-        </w:tc>
-        <w:tc>
-          <w:tcPr>
-            <w:tcW w:type="dxa" w:w="1200"/>
-            <w:tcBorders>
-              <w:top w:val="single" w:color="AAAAAA" w:sz="1"/>
-              <w:left w:val="single" w:color="AAAAAA" w:sz="1"/>
-              <w:bottom w:val="single" w:color="AAAAAA" w:sz="1"/>
-              <w:right w:val="single" w:color="AAAAAA" w:sz="1"/>
-            </w:tcBorders>
-            <w:tcMar>
-              <w:top w:type="dxa" w:w="200"/>
-              <w:left w:type="dxa" w:w="200"/>
-              <w:bottom w:type="dxa" w:w="200"/>
-              <w:right w:type="dxa" w:w="200"/>
-            </w:tcMar>
-          </w:tcPr>
-          <w:p>
-            <w:r>
-              <w:rPr>
-                <w:sz w:val="20"/>
-                <w:szCs w:val="20"/>
-              </w:rPr>
-              <w:t xml:space="preserve">　</w:t>
-            </w:r>
-          </w:p>
-        </w:tc>
-        <w:tc>
-          <w:tcPr>
-            <w:tcW w:type="dxa" w:w="2026"/>
-            <w:tcBorders>
-              <w:top w:val="single" w:color="AAAAAA" w:sz="1"/>
-              <w:left w:val="single" w:color="AAAAAA" w:sz="1"/>
-              <w:bottom w:val="single" w:color="AAAAAA" w:sz="1"/>
-              <w:right w:val="single" w:color="AAAAAA" w:sz="1"/>
-            </w:tcBorders>
-            <w:tcMar>
-              <w:top w:type="dxa" w:w="80"/>
-              <w:left w:type="dxa" w:w="120"/>
-              <w:bottom w:type="dxa" w:w="80"/>
-              <w:right w:type="dxa" w:w="120"/>
-            </w:tcMar>
-          </w:tcPr>
-          <w:p>
-            <w:r>
-              <w:rPr>
-                <w:rFonts w:ascii="MS Gothic" w:cs="MS Gothic" w:eastAsia="MS Gothic" w:hAnsi="MS Gothic"/>
-                <w:color w:val="888888"/>
-                <w:sz w:val="18"/>
-                <w:szCs w:val="18"/>
-              </w:rPr>
-              <w:t xml:space="preserve">同居なしの場合は空欄</w:t>
-            </w:r>
-          </w:p>
-        </w:tc>
-      </w:tr>
-      <w:tr>
-        <w:tc>
-          <w:tcPr>
-            <w:tcW w:type="dxa" w:w="1400"/>
-            <w:tcBorders>
-              <w:top w:val="single" w:color="AAAAAA" w:sz="1"/>
-              <w:left w:val="single" w:color="AAAAAA" w:sz="1"/>
-              <w:bottom w:val="single" w:color="AAAAAA" w:sz="1"/>
-              <w:right w:val="single" w:color="AAAAAA" w:sz="1"/>
-            </w:tcBorders>
-            <w:shd w:fill="FFF8E8" w:val="clear"/>
-            <w:tcMar>
-              <w:top w:type="dxa" w:w="80"/>
-              <w:left w:type="dxa" w:w="120"/>
-              <w:bottom w:type="dxa" w:w="80"/>
-              <w:right w:type="dxa" w:w="120"/>
-            </w:tcMar>
-          </w:tcPr>
-          <w:p>
-            <w:pPr>
-              <w:jc w:val="center"/>
-            </w:pPr>
-            <w:r>
-              <w:rPr>
-                <w:rFonts w:ascii="MS Gothic" w:cs="MS Gothic" w:eastAsia="MS Gothic" w:hAnsi="MS Gothic"/>
-                <w:b/>
-                <w:bCs/>
-                <w:sz w:val="20"/>
-                <w:szCs w:val="20"/>
-              </w:rPr>
-              <w:t xml:space="preserve">未成年同居者①</w:t>
-            </w:r>
-          </w:p>
-        </w:tc>
-        <w:tc>
-          <w:tcPr>
-            <w:tcW w:type="dxa" w:w="3200"/>
-            <w:tcBorders>
-              <w:top w:val="single" w:color="AAAAAA" w:sz="1"/>
-              <w:left w:val="single" w:color="AAAAAA" w:sz="1"/>
-              <w:bottom w:val="single" w:color="AAAAAA" w:sz="1"/>
-              <w:right w:val="single" w:color="AAAAAA" w:sz="1"/>
-            </w:tcBorders>
-            <w:tcMar>
-              <w:top w:type="dxa" w:w="80"/>
-              <w:left w:type="dxa" w:w="120"/>
-              <w:bottom w:type="dxa" w:w="80"/>
-              <w:right w:type="dxa" w:w="120"/>
-            </w:tcMar>
-          </w:tcPr>
-          <w:p>
-            <w:r>
-              <w:rPr>
-                <w:rFonts w:ascii="MS Gothic" w:cs="MS Gothic" w:eastAsia="MS Gothic" w:hAnsi="MS Gothic"/>
-                <w:sz w:val="20"/>
-                <w:szCs w:val="20"/>
-              </w:rPr>
-              <w:t xml:space="preserve">　</w:t>
-            </w:r>
-          </w:p>
-        </w:tc>
-        <w:tc>
-          <w:tcPr>
-            <w:tcW w:type="dxa" w:w="1200"/>
-            <w:tcBorders>
-              <w:top w:val="single" w:color="AAAAAA" w:sz="1"/>
-              <w:left w:val="single" w:color="AAAAAA" w:sz="1"/>
-              <w:bottom w:val="single" w:color="AAAAAA" w:sz="1"/>
-              <w:right w:val="single" w:color="AAAAAA" w:sz="1"/>
-            </w:tcBorders>
-            <w:tcMar>
-              <w:top w:type="dxa" w:w="80"/>
-              <w:left w:type="dxa" w:w="120"/>
-              <w:bottom w:type="dxa" w:w="80"/>
-              <w:right w:type="dxa" w:w="120"/>
-            </w:tcMar>
-          </w:tcPr>
-          <w:p>
-            <w:r>
-              <w:rPr>
-                <w:rFonts w:ascii="MS Gothic" w:cs="MS Gothic" w:eastAsia="MS Gothic" w:hAnsi="MS Gothic"/>
-                <w:sz w:val="18"/>
-                <w:szCs w:val="18"/>
-              </w:rPr>
-              <w:t xml:space="preserve">生年月日：　　　　年　　月　　日</w:t>
-            </w:r>
-          </w:p>
-        </w:tc>
-        <w:tc>
-          <w:tcPr>
-            <w:tcW w:type="dxa" w:w="1200"/>
-            <w:tcBorders>
-              <w:top w:val="single" w:color="AAAAAA" w:sz="1"/>
-              <w:left w:val="single" w:color="AAAAAA" w:sz="1"/>
-              <w:bottom w:val="single" w:color="AAAAAA" w:sz="1"/>
-              <w:right w:val="single" w:color="AAAAAA" w:sz="1"/>
-            </w:tcBorders>
-            <w:tcMar>
-              <w:top w:type="dxa" w:w="80"/>
-              <w:left w:type="dxa" w:w="120"/>
-              <w:bottom w:type="dxa" w:w="80"/>
-              <w:right w:type="dxa" w:w="120"/>
-            </w:tcMar>
-          </w:tcPr>
-          <w:p>
-            <w:pPr>
-              <w:jc w:val="center"/>
-            </w:pPr>
-            <w:r>
-              <w:rPr>
-                <w:rFonts w:ascii="MS Gothic" w:cs="MS Gothic" w:eastAsia="MS Gothic" w:hAnsi="MS Gothic"/>
-                <w:color w:val="888888"/>
-                <w:sz w:val="18"/>
-                <w:szCs w:val="18"/>
-              </w:rPr>
-              <w:t xml:space="preserve">署名不要</w:t>
-            </w:r>
-          </w:p>
-        </w:tc>
-        <w:tc>
-          <w:tcPr>
-            <w:tcW w:type="dxa" w:w="2026"/>
-            <w:tcBorders>
-              <w:top w:val="single" w:color="AAAAAA" w:sz="1"/>
-              <w:left w:val="single" w:color="AAAAAA" w:sz="1"/>
-              <w:bottom w:val="single" w:color="AAAAAA" w:sz="1"/>
-              <w:right w:val="single" w:color="AAAAAA" w:sz="1"/>
-            </w:tcBorders>
-            <w:tcMar>
-              <w:top w:type="dxa" w:w="80"/>
-              <w:left w:type="dxa" w:w="120"/>
-              <w:bottom w:type="dxa" w:w="80"/>
-              <w:right w:type="dxa" w:w="120"/>
-            </w:tcMar>
-          </w:tcPr>
-          <w:p>
-            <w:r>
-              <w:rPr>
-                <w:rFonts w:ascii="MS Gothic" w:cs="MS Gothic" w:eastAsia="MS Gothic" w:hAnsi="MS Gothic"/>
-                <w:color w:val="555555"/>
-                <w:sz w:val="18"/>
-                <w:szCs w:val="18"/>
-              </w:rPr>
-              <w:t xml:space="preserve">親権者（入寮者）が代理責任</w:t>
-            </w:r>
-          </w:p>
-        </w:tc>
-      </w:tr>
-      <w:tr>
-        <w:tc>
-          <w:tcPr>
-            <w:tcW w:type="dxa" w:w="1400"/>
-            <w:tcBorders>
-              <w:top w:val="single" w:color="AAAAAA" w:sz="1"/>
-              <w:left w:val="single" w:color="AAAAAA" w:sz="1"/>
-              <w:bottom w:val="single" w:color="AAAAAA" w:sz="1"/>
-              <w:right w:val="single" w:color="AAAAAA" w:sz="1"/>
-            </w:tcBorders>
-            <w:shd w:fill="FFF8E8" w:val="clear"/>
-            <w:tcMar>
-              <w:top w:type="dxa" w:w="80"/>
-              <w:left w:type="dxa" w:w="120"/>
-              <w:bottom w:type="dxa" w:w="80"/>
-              <w:right w:type="dxa" w:w="120"/>
-            </w:tcMar>
-          </w:tcPr>
-          <w:p>
-            <w:pPr>
-              <w:jc w:val="center"/>
-            </w:pPr>
-            <w:r>
-              <w:rPr>
-                <w:rFonts w:ascii="MS Gothic" w:cs="MS Gothic" w:eastAsia="MS Gothic" w:hAnsi="MS Gothic"/>
-                <w:b/>
-                <w:bCs/>
-                <w:sz w:val="20"/>
-                <w:szCs w:val="20"/>
-              </w:rPr>
-              <w:t xml:space="preserve">未成年同居者②</w:t>
-            </w:r>
-          </w:p>
-        </w:tc>
-        <w:tc>
-          <w:tcPr>
-            <w:tcW w:type="dxa" w:w="3200"/>
-            <w:tcBorders>
-              <w:top w:val="single" w:color="AAAAAA" w:sz="1"/>
-              <w:left w:val="single" w:color="AAAAAA" w:sz="1"/>
-              <w:bottom w:val="single" w:color="AAAAAA" w:sz="1"/>
-              <w:right w:val="single" w:color="AAAAAA" w:sz="1"/>
-            </w:tcBorders>
-            <w:tcMar>
-              <w:top w:type="dxa" w:w="80"/>
-              <w:left w:type="dxa" w:w="120"/>
-              <w:bottom w:type="dxa" w:w="80"/>
-              <w:right w:type="dxa" w:w="120"/>
-            </w:tcMar>
-          </w:tcPr>
-          <w:p>
-            <w:r>
-              <w:rPr>
-                <w:rFonts w:ascii="MS Gothic" w:cs="MS Gothic" w:eastAsia="MS Gothic" w:hAnsi="MS Gothic"/>
-                <w:sz w:val="20"/>
-                <w:szCs w:val="20"/>
-              </w:rPr>
-              <w:t xml:space="preserve">　</w:t>
-            </w:r>
-          </w:p>
-        </w:tc>
-        <w:tc>
-          <w:tcPr>
-            <w:tcW w:type="dxa" w:w="1200"/>
-            <w:tcBorders>
-              <w:top w:val="single" w:color="AAAAAA" w:sz="1"/>
-              <w:left w:val="single" w:color="AAAAAA" w:sz="1"/>
-              <w:bottom w:val="single" w:color="AAAAAA" w:sz="1"/>
-              <w:right w:val="single" w:color="AAAAAA" w:sz="1"/>
-            </w:tcBorders>
-            <w:tcMar>
-              <w:top w:type="dxa" w:w="80"/>
-              <w:left w:type="dxa" w:w="120"/>
-              <w:bottom w:type="dxa" w:w="80"/>
-              <w:right w:type="dxa" w:w="120"/>
-            </w:tcMar>
-          </w:tcPr>
-          <w:p>
-            <w:r>
-              <w:rPr>
-                <w:rFonts w:ascii="MS Gothic" w:cs="MS Gothic" w:eastAsia="MS Gothic" w:hAnsi="MS Gothic"/>
-                <w:sz w:val="18"/>
-                <w:szCs w:val="18"/>
-              </w:rPr>
-              <w:t xml:space="preserve">生年月日：　　　　年　　月　　日</w:t>
-            </w:r>
-          </w:p>
-        </w:tc>
-        <w:tc>
-          <w:tcPr>
-            <w:tcW w:type="dxa" w:w="1200"/>
-            <w:tcBorders>
-              <w:top w:val="single" w:color="AAAAAA" w:sz="1"/>
-              <w:left w:val="single" w:color="AAAAAA" w:sz="1"/>
-              <w:bottom w:val="single" w:color="AAAAAA" w:sz="1"/>
-              <w:right w:val="single" w:color="AAAAAA" w:sz="1"/>
-            </w:tcBorders>
-            <w:tcMar>
-              <w:top w:type="dxa" w:w="80"/>
-              <w:left w:type="dxa" w:w="120"/>
-              <w:bottom w:type="dxa" w:w="80"/>
-              <w:right w:type="dxa" w:w="120"/>
-            </w:tcMar>
-          </w:tcPr>
-          <w:p>
-            <w:pPr>
-              <w:jc w:val="center"/>
-            </w:pPr>
-            <w:r>
-              <w:rPr>
-                <w:rFonts w:ascii="MS Gothic" w:cs="MS Gothic" w:eastAsia="MS Gothic" w:hAnsi="MS Gothic"/>
-                <w:color w:val="888888"/>
-                <w:sz w:val="18"/>
-                <w:szCs w:val="18"/>
-              </w:rPr>
-              <w:t xml:space="preserve">署名不要</w:t>
-            </w:r>
-          </w:p>
-        </w:tc>
-        <w:tc>
-          <w:tcPr>
-            <w:tcW w:type="dxa" w:w="2026"/>
-            <w:tcBorders>
-              <w:top w:val="single" w:color="AAAAAA" w:sz="1"/>
-              <w:left w:val="single" w:color="AAAAAA" w:sz="1"/>
-              <w:bottom w:val="single" w:color="AAAAAA" w:sz="1"/>
-              <w:right w:val="single" w:color="AAAAAA" w:sz="1"/>
-            </w:tcBorders>
-            <w:tcMar>
-              <w:top w:type="dxa" w:w="80"/>
-              <w:left w:type="dxa" w:w="120"/>
-              <w:bottom w:type="dxa" w:w="80"/>
-              <w:right w:type="dxa" w:w="120"/>
-            </w:tcMar>
-          </w:tcPr>
-          <w:p>
-            <w:r>
-              <w:rPr>
-                <w:rFonts w:ascii="MS Gothic" w:cs="MS Gothic" w:eastAsia="MS Gothic" w:hAnsi="MS Gothic"/>
-                <w:color w:val="555555"/>
-                <w:sz w:val="18"/>
-                <w:szCs w:val="18"/>
-              </w:rPr>
-              <w:t xml:space="preserve">親権者（入寮者）が代理責任</w:t>
-            </w:r>
-          </w:p>
-        </w:tc>
-      </w:tr>
-    </w:tbl>
-    <w:p>
-      <w:pPr>
-        <w:spacing w:after="50" w:before="50"/>
-      </w:pPr>
-      <w:r>
-        <w:t xml:space="preserve"/>
-      </w:r>
-    </w:p>
-    <w:p>
-      <w:pPr>
-        <w:spacing w:after="40" w:before="40"/>
-      </w:pPr>
-      <w:r>
-        <w:rPr>
-          <w:rFonts w:ascii="MS Gothic" w:cs="MS Gothic" w:eastAsia="MS Gothic" w:hAnsi="MS Gothic"/>
-          <w:color w:val="555555"/>
+        <w:spacing w:after="40" w:before="80"/>
+      </w:pPr>
+      <w:r>
+        <w:rPr>
+          <w:rFonts w:ascii="MS Gothic" w:cs="MS Gothic" w:eastAsia="MS Gothic" w:hAnsi="MS Gothic"/>
+          <w:b/>
           <w:sz w:val="18"/>
           <w:szCs w:val="18"/>
         </w:rPr>
-        <w:t xml:space="preserve">※ 捺印は認印で可。シャチハタ不可。</w:t>
-      </w:r>
-    </w:p>
-    <w:p>
-      <w:pPr>
-        <w:spacing w:after="40" w:before="40"/>
-      </w:pPr>
-      <w:r>
-        <w:rPr>
-          <w:rFonts w:ascii="MS Gothic" w:cs="MS Gothic" w:eastAsia="MS Gothic" w:hAnsi="MS Gothic"/>
-          <w:color w:val="555555"/>
+        <w:t xml:space="preserve">【添付書類】　同居者がいる場合のみ、該当するものに☑を入れ添付してください</w:t>
+      </w:r>
+    </w:p>
+    <w:p>
+      <w:pPr>
+        <w:spacing w:after="30" w:before="0"/>
+      </w:pPr>
+      <w:r>
+        <w:rPr>
+          <w:rFonts w:ascii="MS Gothic" w:cs="MS Gothic" w:eastAsia="MS Gothic" w:hAnsi="MS Gothic"/>
           <w:sz w:val="18"/>
           <w:szCs w:val="18"/>
         </w:rPr>
-        <w:t xml:space="preserve">※ 本誓約書は２部作成し、会社および入寮者がそれぞれ１部ずつ保管します。</w:t>
-      </w:r>
-    </w:p>
-    <w:p>
-      <w:pPr>
-        <w:spacing w:after="40" w:before="40"/>
-      </w:pPr>
-      <w:r>
-        <w:rPr>
-          <w:rFonts w:ascii="MS Gothic" w:cs="MS Gothic" w:eastAsia="MS Gothic" w:hAnsi="MS Gothic"/>
-          <w:color w:val="555555"/>
+        <w:t xml:space="preserve">□　婚姻・事実婚を証明できる書類　　□　岐阜県パートナーシップ宣言書の写し（各該当者のみ）</w:t>
+      </w:r>
+    </w:p>
+    <w:p>
+      <w:pPr>
+        <w:spacing w:after="60" w:before="120"/>
+      </w:pPr>
+      <w:r>
+        <w:rPr>
+          <w:rFonts w:ascii="MS Gothic" w:cs="MS Gothic" w:eastAsia="MS Gothic" w:hAnsi="MS Gothic"/>
+          <w:b/>
           <w:sz w:val="18"/>
           <w:szCs w:val="18"/>
         </w:rPr>
-        <w:t xml:space="preserve">※ 同居者がいない場合は、入寮者欄のみご記入ください。</w:t>
-      </w:r>
-    </w:p>
-    <w:p>
-      <w:pPr>
-        <w:spacing w:after="40" w:before="40"/>
-      </w:pPr>
-      <w:r>
-        <w:rPr>
-          <w:rFonts w:ascii="MS Gothic" w:cs="MS Gothic" w:eastAsia="MS Gothic" w:hAnsi="MS Gothic"/>
-          <w:color w:val="555555"/>
+        <w:t xml:space="preserve">【貸出備品確認】　管理担当者と確認し、貸し出す備品に○をつけてください</w:t>
+      </w:r>
+    </w:p>
+    <w:p>
+      <w:pPr>
+        <w:spacing w:after="120" w:before="0"/>
+      </w:pPr>
+      <w:r>
+        <w:rPr>
+          <w:rFonts w:ascii="MS Gothic" w:cs="MS Gothic" w:eastAsia="MS Gothic" w:hAnsi="MS Gothic"/>
           <w:sz w:val="18"/>
           <w:szCs w:val="18"/>
         </w:rPr>
-        <w:t xml:space="preserve">※ 同居者が増える場合は、その都度同居申請書とともに追加の誓約書を提出してください。</w:t>
-      </w:r>
-    </w:p>
-    <w:p>
-      <w:pPr>
-        <w:spacing w:after="50" w:before="50"/>
-      </w:pPr>
-      <w:r>
-        <w:t xml:space="preserve"/>
-      </w:r>
-    </w:p>
-    <w:p>
-      <w:pPr>
-        <w:spacing w:after="0" w:before="240"/>
+        <w:t xml:space="preserve">テレビ　冷蔵庫　洗濯機　電子レンジ　布団　電気ヒーター　エアコン　その他（　　　　　　　　　　）</w:t>
+      </w:r>
+    </w:p>
+    <w:p>
+      <w:pPr>
+        <w:spacing w:after="0" w:before="0"/>
+      </w:pPr>
+      <w:r>
+        <w:rPr>
+          <w:rFonts w:ascii="MS Gothic" w:cs="MS Gothic" w:eastAsia="MS Gothic" w:hAnsi="MS Gothic"/>
+          <w:sz w:val="18"/>
+          <w:szCs w:val="18"/>
+        </w:rPr>
+        <w:t xml:space="preserve">管理担当者確認　氏名：　　　　　　　　　　　　　　　　　　　　　　　　　　　　　　　印</w:t>
+      </w:r>
+    </w:p>
+    <w:p>
+      <w:pPr>
+        <w:spacing w:after="0" w:before="60"/>
         <w:jc w:val="right"/>
       </w:pPr>
       <w:r>
         <w:rPr>
           <w:rFonts w:ascii="MS Gothic" w:cs="MS Gothic" w:eastAsia="MS Gothic" w:hAnsi="MS Gothic"/>
-          <w:sz w:val="20"/>
-          <w:szCs w:val="20"/>
+          <w:sz w:val="18"/>
+          <w:szCs w:val="18"/>
         </w:rPr>
         <w:t xml:space="preserve">株式会社下呂観光ホテル　保管</w:t>
       </w:r>
